--- a/KURIKULUM2026_REVISI/DOCX/009_PEDOMAN_CAPSTONE_PROJECT_DAN_TUGAS_AKHIR_NON_SKRIPSI.docx
+++ b/KURIKULUM2026_REVISI/DOCX/009_PEDOMAN_CAPSTONE_PROJECT_DAN_TUGAS_AKHIR_NON_SKRIPSI.docx
@@ -92,9 +92,9 @@
       <w:r>
         <w:rPr>
           <w:color w:val="C8D2E1"/>
-          <w:sz w:val="16"/>
+          <w:sz w:val="14"/>
         </w:rPr>
-        <w:t>_________________________________________________________________________________</w:t>
+        <w:t>———————————————————————————————————————————————————————————————————————————</w:t>
       </w:r>
     </w:p>
     <w:p>
@@ -224,10 +224,10 @@
         </w:tblBorders>
       </w:tblPr>
       <w:tblGrid>
-        <w:gridCol w:w="2257"/>
-        <w:gridCol w:w="2257"/>
-        <w:gridCol w:w="2257"/>
-        <w:gridCol w:w="2257"/>
+        <w:gridCol w:w="2401"/>
+        <w:gridCol w:w="2401"/>
+        <w:gridCol w:w="2401"/>
+        <w:gridCol w:w="2401"/>
       </w:tblGrid>
       <w:tr>
         <w:trPr>
@@ -237,7 +237,7 @@
         </w:trPr>
         <w:tc>
           <w:tcPr>
-            <w:tcW w:type="dxa" w:w="2257"/>
+            <w:tcW w:type="dxa" w:w="2401"/>
             <w:vAlign w:val="center"/>
             <w:shd w:fill="1F3864"/>
             <w:tcMar>
@@ -265,7 +265,7 @@
         </w:tc>
         <w:tc>
           <w:tcPr>
-            <w:tcW w:type="dxa" w:w="2257"/>
+            <w:tcW w:type="dxa" w:w="2401"/>
             <w:vAlign w:val="center"/>
             <w:shd w:fill="1F3864"/>
             <w:tcMar>
@@ -293,7 +293,7 @@
         </w:tc>
         <w:tc>
           <w:tcPr>
-            <w:tcW w:type="dxa" w:w="2257"/>
+            <w:tcW w:type="dxa" w:w="2401"/>
             <w:vAlign w:val="center"/>
             <w:shd w:fill="1F3864"/>
             <w:tcMar>
@@ -321,7 +321,7 @@
         </w:tc>
         <w:tc>
           <w:tcPr>
-            <w:tcW w:type="dxa" w:w="2257"/>
+            <w:tcW w:type="dxa" w:w="2401"/>
             <w:vAlign w:val="center"/>
             <w:shd w:fill="1F3864"/>
             <w:tcMar>
@@ -354,14 +354,14 @@
         </w:trPr>
         <w:tc>
           <w:tcPr>
-            <w:tcW w:type="dxa" w:w="2257"/>
+            <w:tcW w:type="dxa" w:w="2401"/>
             <w:vAlign w:val="center"/>
             <w:shd w:fill="FFFFFF"/>
             <w:tcMar>
-              <w:top w:w="80" w:type="dxa"/>
-              <w:bottom w:w="80" w:type="dxa"/>
-              <w:left w:w="100" w:type="dxa"/>
-              <w:right w:w="100" w:type="dxa"/>
+              <w:top w:w="70" w:type="dxa"/>
+              <w:bottom w:w="70" w:type="dxa"/>
+              <w:left w:w="90" w:type="dxa"/>
+              <w:right w:w="90" w:type="dxa"/>
             </w:tcMar>
           </w:tcPr>
           <w:p>
@@ -381,14 +381,14 @@
         </w:tc>
         <w:tc>
           <w:tcPr>
-            <w:tcW w:type="dxa" w:w="2257"/>
+            <w:tcW w:type="dxa" w:w="2401"/>
             <w:vAlign w:val="center"/>
             <w:shd w:fill="FFFFFF"/>
             <w:tcMar>
-              <w:top w:w="80" w:type="dxa"/>
-              <w:bottom w:w="80" w:type="dxa"/>
-              <w:left w:w="100" w:type="dxa"/>
-              <w:right w:w="100" w:type="dxa"/>
+              <w:top w:w="70" w:type="dxa"/>
+              <w:bottom w:w="70" w:type="dxa"/>
+              <w:left w:w="90" w:type="dxa"/>
+              <w:right w:w="90" w:type="dxa"/>
             </w:tcMar>
           </w:tcPr>
           <w:p>
@@ -408,14 +408,14 @@
         </w:tc>
         <w:tc>
           <w:tcPr>
-            <w:tcW w:type="dxa" w:w="2257"/>
+            <w:tcW w:type="dxa" w:w="2401"/>
             <w:vAlign w:val="center"/>
             <w:shd w:fill="FFFFFF"/>
             <w:tcMar>
-              <w:top w:w="80" w:type="dxa"/>
-              <w:bottom w:w="80" w:type="dxa"/>
-              <w:left w:w="100" w:type="dxa"/>
-              <w:right w:w="100" w:type="dxa"/>
+              <w:top w:w="70" w:type="dxa"/>
+              <w:bottom w:w="70" w:type="dxa"/>
+              <w:left w:w="90" w:type="dxa"/>
+              <w:right w:w="90" w:type="dxa"/>
             </w:tcMar>
           </w:tcPr>
           <w:p>
@@ -532,14 +532,14 @@
         </w:tc>
         <w:tc>
           <w:tcPr>
-            <w:tcW w:type="dxa" w:w="2257"/>
+            <w:tcW w:type="dxa" w:w="2401"/>
             <w:vAlign w:val="center"/>
             <w:shd w:fill="FFFFFF"/>
             <w:tcMar>
-              <w:top w:w="80" w:type="dxa"/>
-              <w:bottom w:w="80" w:type="dxa"/>
-              <w:left w:w="100" w:type="dxa"/>
-              <w:right w:w="100" w:type="dxa"/>
+              <w:top w:w="70" w:type="dxa"/>
+              <w:bottom w:w="70" w:type="dxa"/>
+              <w:left w:w="90" w:type="dxa"/>
+              <w:right w:w="90" w:type="dxa"/>
             </w:tcMar>
           </w:tcPr>
           <w:p>
@@ -564,14 +564,14 @@
         </w:trPr>
         <w:tc>
           <w:tcPr>
-            <w:tcW w:type="dxa" w:w="2257"/>
+            <w:tcW w:type="dxa" w:w="2401"/>
             <w:vAlign w:val="center"/>
             <w:shd w:fill="F2F5F9"/>
             <w:tcMar>
-              <w:top w:w="80" w:type="dxa"/>
-              <w:bottom w:w="80" w:type="dxa"/>
-              <w:left w:w="100" w:type="dxa"/>
-              <w:right w:w="100" w:type="dxa"/>
+              <w:top w:w="70" w:type="dxa"/>
+              <w:bottom w:w="70" w:type="dxa"/>
+              <w:left w:w="90" w:type="dxa"/>
+              <w:right w:w="90" w:type="dxa"/>
             </w:tcMar>
           </w:tcPr>
           <w:p>
@@ -591,14 +591,14 @@
         </w:tc>
         <w:tc>
           <w:tcPr>
-            <w:tcW w:type="dxa" w:w="2257"/>
+            <w:tcW w:type="dxa" w:w="2401"/>
             <w:vAlign w:val="center"/>
             <w:shd w:fill="F2F5F9"/>
             <w:tcMar>
-              <w:top w:w="80" w:type="dxa"/>
-              <w:bottom w:w="80" w:type="dxa"/>
-              <w:left w:w="100" w:type="dxa"/>
-              <w:right w:w="100" w:type="dxa"/>
+              <w:top w:w="70" w:type="dxa"/>
+              <w:bottom w:w="70" w:type="dxa"/>
+              <w:left w:w="90" w:type="dxa"/>
+              <w:right w:w="90" w:type="dxa"/>
             </w:tcMar>
           </w:tcPr>
           <w:p>
@@ -619,14 +619,14 @@
         </w:tc>
         <w:tc>
           <w:tcPr>
-            <w:tcW w:type="dxa" w:w="2257"/>
+            <w:tcW w:type="dxa" w:w="2401"/>
             <w:vAlign w:val="center"/>
             <w:shd w:fill="F2F5F9"/>
             <w:tcMar>
-              <w:top w:w="80" w:type="dxa"/>
-              <w:bottom w:w="80" w:type="dxa"/>
-              <w:left w:w="100" w:type="dxa"/>
-              <w:right w:w="100" w:type="dxa"/>
+              <w:top w:w="70" w:type="dxa"/>
+              <w:bottom w:w="70" w:type="dxa"/>
+              <w:left w:w="90" w:type="dxa"/>
+              <w:right w:w="90" w:type="dxa"/>
             </w:tcMar>
           </w:tcPr>
           <w:p>
@@ -655,14 +655,14 @@
         </w:tc>
         <w:tc>
           <w:tcPr>
-            <w:tcW w:type="dxa" w:w="2257"/>
+            <w:tcW w:type="dxa" w:w="2401"/>
             <w:vAlign w:val="center"/>
             <w:shd w:fill="F2F5F9"/>
             <w:tcMar>
-              <w:top w:w="80" w:type="dxa"/>
-              <w:bottom w:w="80" w:type="dxa"/>
-              <w:left w:w="100" w:type="dxa"/>
-              <w:right w:w="100" w:type="dxa"/>
+              <w:top w:w="70" w:type="dxa"/>
+              <w:bottom w:w="70" w:type="dxa"/>
+              <w:left w:w="90" w:type="dxa"/>
+              <w:right w:w="90" w:type="dxa"/>
             </w:tcMar>
           </w:tcPr>
           <w:p>
@@ -687,14 +687,14 @@
         </w:trPr>
         <w:tc>
           <w:tcPr>
-            <w:tcW w:type="dxa" w:w="2257"/>
+            <w:tcW w:type="dxa" w:w="2401"/>
             <w:vAlign w:val="center"/>
             <w:shd w:fill="FFFFFF"/>
             <w:tcMar>
-              <w:top w:w="80" w:type="dxa"/>
-              <w:bottom w:w="80" w:type="dxa"/>
-              <w:left w:w="100" w:type="dxa"/>
-              <w:right w:w="100" w:type="dxa"/>
+              <w:top w:w="70" w:type="dxa"/>
+              <w:bottom w:w="70" w:type="dxa"/>
+              <w:left w:w="90" w:type="dxa"/>
+              <w:right w:w="90" w:type="dxa"/>
             </w:tcMar>
           </w:tcPr>
           <w:p>
@@ -714,14 +714,14 @@
         </w:tc>
         <w:tc>
           <w:tcPr>
-            <w:tcW w:type="dxa" w:w="2257"/>
+            <w:tcW w:type="dxa" w:w="2401"/>
             <w:vAlign w:val="center"/>
             <w:shd w:fill="FFFFFF"/>
             <w:tcMar>
-              <w:top w:w="80" w:type="dxa"/>
-              <w:bottom w:w="80" w:type="dxa"/>
-              <w:left w:w="100" w:type="dxa"/>
-              <w:right w:w="100" w:type="dxa"/>
+              <w:top w:w="70" w:type="dxa"/>
+              <w:bottom w:w="70" w:type="dxa"/>
+              <w:left w:w="90" w:type="dxa"/>
+              <w:right w:w="90" w:type="dxa"/>
             </w:tcMar>
           </w:tcPr>
           <w:p>
@@ -741,14 +741,14 @@
         </w:tc>
         <w:tc>
           <w:tcPr>
-            <w:tcW w:type="dxa" w:w="2257"/>
+            <w:tcW w:type="dxa" w:w="2401"/>
             <w:vAlign w:val="center"/>
             <w:shd w:fill="FFFFFF"/>
             <w:tcMar>
-              <w:top w:w="80" w:type="dxa"/>
-              <w:bottom w:w="80" w:type="dxa"/>
-              <w:left w:w="100" w:type="dxa"/>
-              <w:right w:w="100" w:type="dxa"/>
+              <w:top w:w="70" w:type="dxa"/>
+              <w:bottom w:w="70" w:type="dxa"/>
+              <w:left w:w="90" w:type="dxa"/>
+              <w:right w:w="90" w:type="dxa"/>
             </w:tcMar>
           </w:tcPr>
           <w:p>
@@ -785,14 +785,14 @@
         </w:tc>
         <w:tc>
           <w:tcPr>
-            <w:tcW w:type="dxa" w:w="2257"/>
+            <w:tcW w:type="dxa" w:w="2401"/>
             <w:vAlign w:val="center"/>
             <w:shd w:fill="FFFFFF"/>
             <w:tcMar>
-              <w:top w:w="80" w:type="dxa"/>
-              <w:bottom w:w="80" w:type="dxa"/>
-              <w:left w:w="100" w:type="dxa"/>
-              <w:right w:w="100" w:type="dxa"/>
+              <w:top w:w="70" w:type="dxa"/>
+              <w:bottom w:w="70" w:type="dxa"/>
+              <w:left w:w="90" w:type="dxa"/>
+              <w:right w:w="90" w:type="dxa"/>
             </w:tcMar>
           </w:tcPr>
           <w:p>
@@ -817,14 +817,14 @@
         </w:trPr>
         <w:tc>
           <w:tcPr>
-            <w:tcW w:type="dxa" w:w="2257"/>
+            <w:tcW w:type="dxa" w:w="2401"/>
             <w:vAlign w:val="center"/>
             <w:shd w:fill="F2F5F9"/>
             <w:tcMar>
-              <w:top w:w="80" w:type="dxa"/>
-              <w:bottom w:w="80" w:type="dxa"/>
-              <w:left w:w="100" w:type="dxa"/>
-              <w:right w:w="100" w:type="dxa"/>
+              <w:top w:w="70" w:type="dxa"/>
+              <w:bottom w:w="70" w:type="dxa"/>
+              <w:left w:w="90" w:type="dxa"/>
+              <w:right w:w="90" w:type="dxa"/>
             </w:tcMar>
           </w:tcPr>
           <w:p>
@@ -844,14 +844,14 @@
         </w:tc>
         <w:tc>
           <w:tcPr>
-            <w:tcW w:type="dxa" w:w="2257"/>
+            <w:tcW w:type="dxa" w:w="2401"/>
             <w:vAlign w:val="center"/>
             <w:shd w:fill="F2F5F9"/>
             <w:tcMar>
-              <w:top w:w="80" w:type="dxa"/>
-              <w:bottom w:w="80" w:type="dxa"/>
-              <w:left w:w="100" w:type="dxa"/>
-              <w:right w:w="100" w:type="dxa"/>
+              <w:top w:w="70" w:type="dxa"/>
+              <w:bottom w:w="70" w:type="dxa"/>
+              <w:left w:w="90" w:type="dxa"/>
+              <w:right w:w="90" w:type="dxa"/>
             </w:tcMar>
           </w:tcPr>
           <w:p>
@@ -872,14 +872,14 @@
         </w:tc>
         <w:tc>
           <w:tcPr>
-            <w:tcW w:type="dxa" w:w="2257"/>
+            <w:tcW w:type="dxa" w:w="2401"/>
             <w:vAlign w:val="center"/>
             <w:shd w:fill="F2F5F9"/>
             <w:tcMar>
-              <w:top w:w="80" w:type="dxa"/>
-              <w:bottom w:w="80" w:type="dxa"/>
-              <w:left w:w="100" w:type="dxa"/>
-              <w:right w:w="100" w:type="dxa"/>
+              <w:top w:w="70" w:type="dxa"/>
+              <w:bottom w:w="70" w:type="dxa"/>
+              <w:left w:w="90" w:type="dxa"/>
+              <w:right w:w="90" w:type="dxa"/>
             </w:tcMar>
           </w:tcPr>
           <w:p>
@@ -950,14 +950,14 @@
         </w:tc>
         <w:tc>
           <w:tcPr>
-            <w:tcW w:type="dxa" w:w="2257"/>
+            <w:tcW w:type="dxa" w:w="2401"/>
             <w:vAlign w:val="center"/>
             <w:shd w:fill="F2F5F9"/>
             <w:tcMar>
-              <w:top w:w="80" w:type="dxa"/>
-              <w:bottom w:w="80" w:type="dxa"/>
-              <w:left w:w="100" w:type="dxa"/>
-              <w:right w:w="100" w:type="dxa"/>
+              <w:top w:w="70" w:type="dxa"/>
+              <w:bottom w:w="70" w:type="dxa"/>
+              <w:left w:w="90" w:type="dxa"/>
+              <w:right w:w="90" w:type="dxa"/>
             </w:tcMar>
           </w:tcPr>
           <w:p>
@@ -982,14 +982,14 @@
         </w:trPr>
         <w:tc>
           <w:tcPr>
-            <w:tcW w:type="dxa" w:w="2257"/>
+            <w:tcW w:type="dxa" w:w="2401"/>
             <w:vAlign w:val="center"/>
             <w:shd w:fill="FFFFFF"/>
             <w:tcMar>
-              <w:top w:w="80" w:type="dxa"/>
-              <w:bottom w:w="80" w:type="dxa"/>
-              <w:left w:w="100" w:type="dxa"/>
-              <w:right w:w="100" w:type="dxa"/>
+              <w:top w:w="70" w:type="dxa"/>
+              <w:bottom w:w="70" w:type="dxa"/>
+              <w:left w:w="90" w:type="dxa"/>
+              <w:right w:w="90" w:type="dxa"/>
             </w:tcMar>
           </w:tcPr>
           <w:p>
@@ -1009,14 +1009,14 @@
         </w:tc>
         <w:tc>
           <w:tcPr>
-            <w:tcW w:type="dxa" w:w="2257"/>
+            <w:tcW w:type="dxa" w:w="2401"/>
             <w:vAlign w:val="center"/>
             <w:shd w:fill="FFFFFF"/>
             <w:tcMar>
-              <w:top w:w="80" w:type="dxa"/>
-              <w:bottom w:w="80" w:type="dxa"/>
-              <w:left w:w="100" w:type="dxa"/>
-              <w:right w:w="100" w:type="dxa"/>
+              <w:top w:w="70" w:type="dxa"/>
+              <w:bottom w:w="70" w:type="dxa"/>
+              <w:left w:w="90" w:type="dxa"/>
+              <w:right w:w="90" w:type="dxa"/>
             </w:tcMar>
           </w:tcPr>
           <w:p>
@@ -1036,14 +1036,14 @@
         </w:tc>
         <w:tc>
           <w:tcPr>
-            <w:tcW w:type="dxa" w:w="2257"/>
+            <w:tcW w:type="dxa" w:w="2401"/>
             <w:vAlign w:val="center"/>
             <w:shd w:fill="FFFFFF"/>
             <w:tcMar>
-              <w:top w:w="80" w:type="dxa"/>
-              <w:bottom w:w="80" w:type="dxa"/>
-              <w:left w:w="100" w:type="dxa"/>
-              <w:right w:w="100" w:type="dxa"/>
+              <w:top w:w="70" w:type="dxa"/>
+              <w:bottom w:w="70" w:type="dxa"/>
+              <w:left w:w="90" w:type="dxa"/>
+              <w:right w:w="90" w:type="dxa"/>
             </w:tcMar>
           </w:tcPr>
           <w:p>
@@ -1114,14 +1114,14 @@
         </w:tc>
         <w:tc>
           <w:tcPr>
-            <w:tcW w:type="dxa" w:w="2257"/>
+            <w:tcW w:type="dxa" w:w="2401"/>
             <w:vAlign w:val="center"/>
             <w:shd w:fill="FFFFFF"/>
             <w:tcMar>
-              <w:top w:w="80" w:type="dxa"/>
-              <w:bottom w:w="80" w:type="dxa"/>
-              <w:left w:w="100" w:type="dxa"/>
-              <w:right w:w="100" w:type="dxa"/>
+              <w:top w:w="70" w:type="dxa"/>
+              <w:bottom w:w="70" w:type="dxa"/>
+              <w:left w:w="90" w:type="dxa"/>
+              <w:right w:w="90" w:type="dxa"/>
             </w:tcMar>
           </w:tcPr>
           <w:p>
@@ -1146,14 +1146,14 @@
         </w:trPr>
         <w:tc>
           <w:tcPr>
-            <w:tcW w:type="dxa" w:w="2257"/>
+            <w:tcW w:type="dxa" w:w="2401"/>
             <w:vAlign w:val="center"/>
             <w:shd w:fill="F2F5F9"/>
             <w:tcMar>
-              <w:top w:w="80" w:type="dxa"/>
-              <w:bottom w:w="80" w:type="dxa"/>
-              <w:left w:w="100" w:type="dxa"/>
-              <w:right w:w="100" w:type="dxa"/>
+              <w:top w:w="70" w:type="dxa"/>
+              <w:bottom w:w="70" w:type="dxa"/>
+              <w:left w:w="90" w:type="dxa"/>
+              <w:right w:w="90" w:type="dxa"/>
             </w:tcMar>
           </w:tcPr>
           <w:p>
@@ -1173,14 +1173,14 @@
         </w:tc>
         <w:tc>
           <w:tcPr>
-            <w:tcW w:type="dxa" w:w="2257"/>
+            <w:tcW w:type="dxa" w:w="2401"/>
             <w:vAlign w:val="center"/>
             <w:shd w:fill="F2F5F9"/>
             <w:tcMar>
-              <w:top w:w="80" w:type="dxa"/>
-              <w:bottom w:w="80" w:type="dxa"/>
-              <w:left w:w="100" w:type="dxa"/>
-              <w:right w:w="100" w:type="dxa"/>
+              <w:top w:w="70" w:type="dxa"/>
+              <w:bottom w:w="70" w:type="dxa"/>
+              <w:left w:w="90" w:type="dxa"/>
+              <w:right w:w="90" w:type="dxa"/>
             </w:tcMar>
           </w:tcPr>
           <w:p>
@@ -1201,14 +1201,14 @@
         </w:tc>
         <w:tc>
           <w:tcPr>
-            <w:tcW w:type="dxa" w:w="2257"/>
+            <w:tcW w:type="dxa" w:w="2401"/>
             <w:vAlign w:val="center"/>
             <w:shd w:fill="F2F5F9"/>
             <w:tcMar>
-              <w:top w:w="80" w:type="dxa"/>
-              <w:bottom w:w="80" w:type="dxa"/>
-              <w:left w:w="100" w:type="dxa"/>
-              <w:right w:w="100" w:type="dxa"/>
+              <w:top w:w="70" w:type="dxa"/>
+              <w:bottom w:w="70" w:type="dxa"/>
+              <w:left w:w="90" w:type="dxa"/>
+              <w:right w:w="90" w:type="dxa"/>
             </w:tcMar>
           </w:tcPr>
           <w:p>
@@ -1253,14 +1253,14 @@
         </w:tc>
         <w:tc>
           <w:tcPr>
-            <w:tcW w:type="dxa" w:w="2257"/>
+            <w:tcW w:type="dxa" w:w="2401"/>
             <w:vAlign w:val="center"/>
             <w:shd w:fill="F2F5F9"/>
             <w:tcMar>
-              <w:top w:w="80" w:type="dxa"/>
-              <w:bottom w:w="80" w:type="dxa"/>
-              <w:left w:w="100" w:type="dxa"/>
-              <w:right w:w="100" w:type="dxa"/>
+              <w:top w:w="70" w:type="dxa"/>
+              <w:bottom w:w="70" w:type="dxa"/>
+              <w:left w:w="90" w:type="dxa"/>
+              <w:right w:w="90" w:type="dxa"/>
             </w:tcMar>
           </w:tcPr>
           <w:p>
@@ -1285,14 +1285,14 @@
         </w:trPr>
         <w:tc>
           <w:tcPr>
-            <w:tcW w:type="dxa" w:w="2257"/>
+            <w:tcW w:type="dxa" w:w="2401"/>
             <w:vAlign w:val="center"/>
             <w:shd w:fill="FFFFFF"/>
             <w:tcMar>
-              <w:top w:w="80" w:type="dxa"/>
-              <w:bottom w:w="80" w:type="dxa"/>
-              <w:left w:w="100" w:type="dxa"/>
-              <w:right w:w="100" w:type="dxa"/>
+              <w:top w:w="70" w:type="dxa"/>
+              <w:bottom w:w="70" w:type="dxa"/>
+              <w:left w:w="90" w:type="dxa"/>
+              <w:right w:w="90" w:type="dxa"/>
             </w:tcMar>
           </w:tcPr>
           <w:p>
@@ -1312,14 +1312,14 @@
         </w:tc>
         <w:tc>
           <w:tcPr>
-            <w:tcW w:type="dxa" w:w="2257"/>
+            <w:tcW w:type="dxa" w:w="2401"/>
             <w:vAlign w:val="center"/>
             <w:shd w:fill="FFFFFF"/>
             <w:tcMar>
-              <w:top w:w="80" w:type="dxa"/>
-              <w:bottom w:w="80" w:type="dxa"/>
-              <w:left w:w="100" w:type="dxa"/>
-              <w:right w:w="100" w:type="dxa"/>
+              <w:top w:w="70" w:type="dxa"/>
+              <w:bottom w:w="70" w:type="dxa"/>
+              <w:left w:w="90" w:type="dxa"/>
+              <w:right w:w="90" w:type="dxa"/>
             </w:tcMar>
           </w:tcPr>
           <w:p>
@@ -1340,14 +1340,14 @@
         </w:tc>
         <w:tc>
           <w:tcPr>
-            <w:tcW w:type="dxa" w:w="2257"/>
+            <w:tcW w:type="dxa" w:w="2401"/>
             <w:vAlign w:val="center"/>
             <w:shd w:fill="FFFFFF"/>
             <w:tcMar>
-              <w:top w:w="80" w:type="dxa"/>
-              <w:bottom w:w="80" w:type="dxa"/>
-              <w:left w:w="100" w:type="dxa"/>
-              <w:right w:w="100" w:type="dxa"/>
+              <w:top w:w="70" w:type="dxa"/>
+              <w:bottom w:w="70" w:type="dxa"/>
+              <w:left w:w="90" w:type="dxa"/>
+              <w:right w:w="90" w:type="dxa"/>
             </w:tcMar>
           </w:tcPr>
           <w:p>
@@ -1432,14 +1432,14 @@
         </w:tc>
         <w:tc>
           <w:tcPr>
-            <w:tcW w:type="dxa" w:w="2257"/>
+            <w:tcW w:type="dxa" w:w="2401"/>
             <w:vAlign w:val="center"/>
             <w:shd w:fill="FFFFFF"/>
             <w:tcMar>
-              <w:top w:w="80" w:type="dxa"/>
-              <w:bottom w:w="80" w:type="dxa"/>
-              <w:left w:w="100" w:type="dxa"/>
-              <w:right w:w="100" w:type="dxa"/>
+              <w:top w:w="70" w:type="dxa"/>
+              <w:bottom w:w="70" w:type="dxa"/>
+              <w:left w:w="90" w:type="dxa"/>
+              <w:right w:w="90" w:type="dxa"/>
             </w:tcMar>
           </w:tcPr>
           <w:p>
@@ -1461,7 +1461,7 @@
     </w:tbl>
     <w:p>
       <w:pPr>
-        <w:spacing w:after="120"/>
+        <w:spacing w:after="100"/>
       </w:pPr>
     </w:p>
     <w:p>
@@ -1542,10 +1542,10 @@
         </w:tblBorders>
       </w:tblPr>
       <w:tblGrid>
-        <w:gridCol w:w="2257"/>
-        <w:gridCol w:w="2257"/>
-        <w:gridCol w:w="2257"/>
-        <w:gridCol w:w="2257"/>
+        <w:gridCol w:w="2401"/>
+        <w:gridCol w:w="2401"/>
+        <w:gridCol w:w="2401"/>
+        <w:gridCol w:w="2401"/>
       </w:tblGrid>
       <w:tr>
         <w:trPr>
@@ -1555,7 +1555,7 @@
         </w:trPr>
         <w:tc>
           <w:tcPr>
-            <w:tcW w:type="dxa" w:w="2257"/>
+            <w:tcW w:type="dxa" w:w="2401"/>
             <w:vAlign w:val="center"/>
             <w:shd w:fill="1F3864"/>
             <w:tcMar>
@@ -1583,7 +1583,7 @@
         </w:tc>
         <w:tc>
           <w:tcPr>
-            <w:tcW w:type="dxa" w:w="2257"/>
+            <w:tcW w:type="dxa" w:w="2401"/>
             <w:vAlign w:val="center"/>
             <w:shd w:fill="1F3864"/>
             <w:tcMar>
@@ -1611,7 +1611,7 @@
         </w:tc>
         <w:tc>
           <w:tcPr>
-            <w:tcW w:type="dxa" w:w="2257"/>
+            <w:tcW w:type="dxa" w:w="2401"/>
             <w:vAlign w:val="center"/>
             <w:shd w:fill="1F3864"/>
             <w:tcMar>
@@ -1639,7 +1639,7 @@
         </w:tc>
         <w:tc>
           <w:tcPr>
-            <w:tcW w:type="dxa" w:w="2257"/>
+            <w:tcW w:type="dxa" w:w="2401"/>
             <w:vAlign w:val="center"/>
             <w:shd w:fill="1F3864"/>
             <w:tcMar>
@@ -1672,14 +1672,14 @@
         </w:trPr>
         <w:tc>
           <w:tcPr>
-            <w:tcW w:type="dxa" w:w="2257"/>
+            <w:tcW w:type="dxa" w:w="2401"/>
             <w:vAlign w:val="center"/>
             <w:shd w:fill="FFFFFF"/>
             <w:tcMar>
-              <w:top w:w="80" w:type="dxa"/>
-              <w:bottom w:w="80" w:type="dxa"/>
-              <w:left w:w="100" w:type="dxa"/>
-              <w:right w:w="100" w:type="dxa"/>
+              <w:top w:w="70" w:type="dxa"/>
+              <w:bottom w:w="70" w:type="dxa"/>
+              <w:left w:w="90" w:type="dxa"/>
+              <w:right w:w="90" w:type="dxa"/>
             </w:tcMar>
           </w:tcPr>
           <w:p>
@@ -1699,14 +1699,14 @@
         </w:tc>
         <w:tc>
           <w:tcPr>
-            <w:tcW w:type="dxa" w:w="2257"/>
+            <w:tcW w:type="dxa" w:w="2401"/>
             <w:vAlign w:val="center"/>
             <w:shd w:fill="FFFFFF"/>
             <w:tcMar>
-              <w:top w:w="80" w:type="dxa"/>
-              <w:bottom w:w="80" w:type="dxa"/>
-              <w:left w:w="100" w:type="dxa"/>
-              <w:right w:w="100" w:type="dxa"/>
+              <w:top w:w="70" w:type="dxa"/>
+              <w:bottom w:w="70" w:type="dxa"/>
+              <w:left w:w="90" w:type="dxa"/>
+              <w:right w:w="90" w:type="dxa"/>
             </w:tcMar>
           </w:tcPr>
           <w:p>
@@ -1727,14 +1727,14 @@
         </w:tc>
         <w:tc>
           <w:tcPr>
-            <w:tcW w:type="dxa" w:w="2257"/>
+            <w:tcW w:type="dxa" w:w="2401"/>
             <w:vAlign w:val="center"/>
             <w:shd w:fill="FFFFFF"/>
             <w:tcMar>
-              <w:top w:w="80" w:type="dxa"/>
-              <w:bottom w:w="80" w:type="dxa"/>
-              <w:left w:w="100" w:type="dxa"/>
-              <w:right w:w="100" w:type="dxa"/>
+              <w:top w:w="70" w:type="dxa"/>
+              <w:bottom w:w="70" w:type="dxa"/>
+              <w:left w:w="90" w:type="dxa"/>
+              <w:right w:w="90" w:type="dxa"/>
             </w:tcMar>
           </w:tcPr>
           <w:p>
@@ -1788,14 +1788,14 @@
         </w:tc>
         <w:tc>
           <w:tcPr>
-            <w:tcW w:type="dxa" w:w="2257"/>
+            <w:tcW w:type="dxa" w:w="2401"/>
             <w:vAlign w:val="center"/>
             <w:shd w:fill="FFFFFF"/>
             <w:tcMar>
-              <w:top w:w="80" w:type="dxa"/>
-              <w:bottom w:w="80" w:type="dxa"/>
-              <w:left w:w="100" w:type="dxa"/>
-              <w:right w:w="100" w:type="dxa"/>
+              <w:top w:w="70" w:type="dxa"/>
+              <w:bottom w:w="70" w:type="dxa"/>
+              <w:left w:w="90" w:type="dxa"/>
+              <w:right w:w="90" w:type="dxa"/>
             </w:tcMar>
           </w:tcPr>
           <w:p>
@@ -1821,14 +1821,14 @@
         </w:trPr>
         <w:tc>
           <w:tcPr>
-            <w:tcW w:type="dxa" w:w="2257"/>
+            <w:tcW w:type="dxa" w:w="2401"/>
             <w:vAlign w:val="center"/>
             <w:shd w:fill="F2F5F9"/>
             <w:tcMar>
-              <w:top w:w="80" w:type="dxa"/>
-              <w:bottom w:w="80" w:type="dxa"/>
-              <w:left w:w="100" w:type="dxa"/>
-              <w:right w:w="100" w:type="dxa"/>
+              <w:top w:w="70" w:type="dxa"/>
+              <w:bottom w:w="70" w:type="dxa"/>
+              <w:left w:w="90" w:type="dxa"/>
+              <w:right w:w="90" w:type="dxa"/>
             </w:tcMar>
           </w:tcPr>
           <w:p>
@@ -1848,14 +1848,14 @@
         </w:tc>
         <w:tc>
           <w:tcPr>
-            <w:tcW w:type="dxa" w:w="2257"/>
+            <w:tcW w:type="dxa" w:w="2401"/>
             <w:vAlign w:val="center"/>
             <w:shd w:fill="F2F5F9"/>
             <w:tcMar>
-              <w:top w:w="80" w:type="dxa"/>
-              <w:bottom w:w="80" w:type="dxa"/>
-              <w:left w:w="100" w:type="dxa"/>
-              <w:right w:w="100" w:type="dxa"/>
+              <w:top w:w="70" w:type="dxa"/>
+              <w:bottom w:w="70" w:type="dxa"/>
+              <w:left w:w="90" w:type="dxa"/>
+              <w:right w:w="90" w:type="dxa"/>
             </w:tcMar>
           </w:tcPr>
           <w:p>
@@ -1876,14 +1876,14 @@
         </w:tc>
         <w:tc>
           <w:tcPr>
-            <w:tcW w:type="dxa" w:w="2257"/>
+            <w:tcW w:type="dxa" w:w="2401"/>
             <w:vAlign w:val="center"/>
             <w:shd w:fill="F2F5F9"/>
             <w:tcMar>
-              <w:top w:w="80" w:type="dxa"/>
-              <w:bottom w:w="80" w:type="dxa"/>
-              <w:left w:w="100" w:type="dxa"/>
-              <w:right w:w="100" w:type="dxa"/>
+              <w:top w:w="70" w:type="dxa"/>
+              <w:bottom w:w="70" w:type="dxa"/>
+              <w:left w:w="90" w:type="dxa"/>
+              <w:right w:w="90" w:type="dxa"/>
             </w:tcMar>
           </w:tcPr>
           <w:p>
@@ -1903,14 +1903,14 @@
         </w:tc>
         <w:tc>
           <w:tcPr>
-            <w:tcW w:type="dxa" w:w="2257"/>
+            <w:tcW w:type="dxa" w:w="2401"/>
             <w:vAlign w:val="center"/>
             <w:shd w:fill="F2F5F9"/>
             <w:tcMar>
-              <w:top w:w="80" w:type="dxa"/>
-              <w:bottom w:w="80" w:type="dxa"/>
-              <w:left w:w="100" w:type="dxa"/>
-              <w:right w:w="100" w:type="dxa"/>
+              <w:top w:w="70" w:type="dxa"/>
+              <w:bottom w:w="70" w:type="dxa"/>
+              <w:left w:w="90" w:type="dxa"/>
+              <w:right w:w="90" w:type="dxa"/>
             </w:tcMar>
           </w:tcPr>
           <w:p>
@@ -1936,14 +1936,14 @@
         </w:trPr>
         <w:tc>
           <w:tcPr>
-            <w:tcW w:type="dxa" w:w="2257"/>
+            <w:tcW w:type="dxa" w:w="2401"/>
             <w:vAlign w:val="center"/>
             <w:shd w:fill="FFFFFF"/>
             <w:tcMar>
-              <w:top w:w="80" w:type="dxa"/>
-              <w:bottom w:w="80" w:type="dxa"/>
-              <w:left w:w="100" w:type="dxa"/>
-              <w:right w:w="100" w:type="dxa"/>
+              <w:top w:w="70" w:type="dxa"/>
+              <w:bottom w:w="70" w:type="dxa"/>
+              <w:left w:w="90" w:type="dxa"/>
+              <w:right w:w="90" w:type="dxa"/>
             </w:tcMar>
           </w:tcPr>
           <w:p>
@@ -1963,14 +1963,14 @@
         </w:tc>
         <w:tc>
           <w:tcPr>
-            <w:tcW w:type="dxa" w:w="2257"/>
+            <w:tcW w:type="dxa" w:w="2401"/>
             <w:vAlign w:val="center"/>
             <w:shd w:fill="FFFFFF"/>
             <w:tcMar>
-              <w:top w:w="80" w:type="dxa"/>
-              <w:bottom w:w="80" w:type="dxa"/>
-              <w:left w:w="100" w:type="dxa"/>
-              <w:right w:w="100" w:type="dxa"/>
+              <w:top w:w="70" w:type="dxa"/>
+              <w:bottom w:w="70" w:type="dxa"/>
+              <w:left w:w="90" w:type="dxa"/>
+              <w:right w:w="90" w:type="dxa"/>
             </w:tcMar>
           </w:tcPr>
           <w:p>
@@ -1990,14 +1990,14 @@
         </w:tc>
         <w:tc>
           <w:tcPr>
-            <w:tcW w:type="dxa" w:w="2257"/>
+            <w:tcW w:type="dxa" w:w="2401"/>
             <w:vAlign w:val="center"/>
             <w:shd w:fill="FFFFFF"/>
             <w:tcMar>
-              <w:top w:w="80" w:type="dxa"/>
-              <w:bottom w:w="80" w:type="dxa"/>
-              <w:left w:w="100" w:type="dxa"/>
-              <w:right w:w="100" w:type="dxa"/>
+              <w:top w:w="70" w:type="dxa"/>
+              <w:bottom w:w="70" w:type="dxa"/>
+              <w:left w:w="90" w:type="dxa"/>
+              <w:right w:w="90" w:type="dxa"/>
             </w:tcMar>
           </w:tcPr>
           <w:p>
@@ -2017,14 +2017,14 @@
         </w:tc>
         <w:tc>
           <w:tcPr>
-            <w:tcW w:type="dxa" w:w="2257"/>
+            <w:tcW w:type="dxa" w:w="2401"/>
             <w:vAlign w:val="center"/>
             <w:shd w:fill="FFFFFF"/>
             <w:tcMar>
-              <w:top w:w="80" w:type="dxa"/>
-              <w:bottom w:w="80" w:type="dxa"/>
-              <w:left w:w="100" w:type="dxa"/>
-              <w:right w:w="100" w:type="dxa"/>
+              <w:top w:w="70" w:type="dxa"/>
+              <w:bottom w:w="70" w:type="dxa"/>
+              <w:left w:w="90" w:type="dxa"/>
+              <w:right w:w="90" w:type="dxa"/>
             </w:tcMar>
           </w:tcPr>
           <w:p>
@@ -2049,14 +2049,14 @@
         </w:trPr>
         <w:tc>
           <w:tcPr>
-            <w:tcW w:type="dxa" w:w="2257"/>
+            <w:tcW w:type="dxa" w:w="2401"/>
             <w:vAlign w:val="center"/>
             <w:shd w:fill="F2F5F9"/>
             <w:tcMar>
-              <w:top w:w="80" w:type="dxa"/>
-              <w:bottom w:w="80" w:type="dxa"/>
-              <w:left w:w="100" w:type="dxa"/>
-              <w:right w:w="100" w:type="dxa"/>
+              <w:top w:w="70" w:type="dxa"/>
+              <w:bottom w:w="70" w:type="dxa"/>
+              <w:left w:w="90" w:type="dxa"/>
+              <w:right w:w="90" w:type="dxa"/>
             </w:tcMar>
           </w:tcPr>
           <w:p>
@@ -2076,14 +2076,14 @@
         </w:tc>
         <w:tc>
           <w:tcPr>
-            <w:tcW w:type="dxa" w:w="2257"/>
+            <w:tcW w:type="dxa" w:w="2401"/>
             <w:vAlign w:val="center"/>
             <w:shd w:fill="F2F5F9"/>
             <w:tcMar>
-              <w:top w:w="80" w:type="dxa"/>
-              <w:bottom w:w="80" w:type="dxa"/>
-              <w:left w:w="100" w:type="dxa"/>
-              <w:right w:w="100" w:type="dxa"/>
+              <w:top w:w="70" w:type="dxa"/>
+              <w:bottom w:w="70" w:type="dxa"/>
+              <w:left w:w="90" w:type="dxa"/>
+              <w:right w:w="90" w:type="dxa"/>
             </w:tcMar>
           </w:tcPr>
           <w:p>
@@ -2103,14 +2103,14 @@
         </w:tc>
         <w:tc>
           <w:tcPr>
-            <w:tcW w:type="dxa" w:w="2257"/>
+            <w:tcW w:type="dxa" w:w="2401"/>
             <w:vAlign w:val="center"/>
             <w:shd w:fill="F2F5F9"/>
             <w:tcMar>
-              <w:top w:w="80" w:type="dxa"/>
-              <w:bottom w:w="80" w:type="dxa"/>
-              <w:left w:w="100" w:type="dxa"/>
-              <w:right w:w="100" w:type="dxa"/>
+              <w:top w:w="70" w:type="dxa"/>
+              <w:bottom w:w="70" w:type="dxa"/>
+              <w:left w:w="90" w:type="dxa"/>
+              <w:right w:w="90" w:type="dxa"/>
             </w:tcMar>
           </w:tcPr>
           <w:p>
@@ -2147,14 +2147,14 @@
         </w:tc>
         <w:tc>
           <w:tcPr>
-            <w:tcW w:type="dxa" w:w="2257"/>
+            <w:tcW w:type="dxa" w:w="2401"/>
             <w:vAlign w:val="center"/>
             <w:shd w:fill="F2F5F9"/>
             <w:tcMar>
-              <w:top w:w="80" w:type="dxa"/>
-              <w:bottom w:w="80" w:type="dxa"/>
-              <w:left w:w="100" w:type="dxa"/>
-              <w:right w:w="100" w:type="dxa"/>
+              <w:top w:w="70" w:type="dxa"/>
+              <w:bottom w:w="70" w:type="dxa"/>
+              <w:left w:w="90" w:type="dxa"/>
+              <w:right w:w="90" w:type="dxa"/>
             </w:tcMar>
           </w:tcPr>
           <w:p>
@@ -2179,14 +2179,14 @@
         </w:trPr>
         <w:tc>
           <w:tcPr>
-            <w:tcW w:type="dxa" w:w="2257"/>
+            <w:tcW w:type="dxa" w:w="2401"/>
             <w:vAlign w:val="center"/>
             <w:shd w:fill="FFFFFF"/>
             <w:tcMar>
-              <w:top w:w="80" w:type="dxa"/>
-              <w:bottom w:w="80" w:type="dxa"/>
-              <w:left w:w="100" w:type="dxa"/>
-              <w:right w:w="100" w:type="dxa"/>
+              <w:top w:w="70" w:type="dxa"/>
+              <w:bottom w:w="70" w:type="dxa"/>
+              <w:left w:w="90" w:type="dxa"/>
+              <w:right w:w="90" w:type="dxa"/>
             </w:tcMar>
           </w:tcPr>
           <w:p>
@@ -2206,14 +2206,14 @@
         </w:tc>
         <w:tc>
           <w:tcPr>
-            <w:tcW w:type="dxa" w:w="2257"/>
+            <w:tcW w:type="dxa" w:w="2401"/>
             <w:vAlign w:val="center"/>
             <w:shd w:fill="FFFFFF"/>
             <w:tcMar>
-              <w:top w:w="80" w:type="dxa"/>
-              <w:bottom w:w="80" w:type="dxa"/>
-              <w:left w:w="100" w:type="dxa"/>
-              <w:right w:w="100" w:type="dxa"/>
+              <w:top w:w="70" w:type="dxa"/>
+              <w:bottom w:w="70" w:type="dxa"/>
+              <w:left w:w="90" w:type="dxa"/>
+              <w:right w:w="90" w:type="dxa"/>
             </w:tcMar>
           </w:tcPr>
           <w:p>
@@ -2233,14 +2233,14 @@
         </w:tc>
         <w:tc>
           <w:tcPr>
-            <w:tcW w:type="dxa" w:w="2257"/>
+            <w:tcW w:type="dxa" w:w="2401"/>
             <w:vAlign w:val="center"/>
             <w:shd w:fill="FFFFFF"/>
             <w:tcMar>
-              <w:top w:w="80" w:type="dxa"/>
-              <w:bottom w:w="80" w:type="dxa"/>
-              <w:left w:w="100" w:type="dxa"/>
-              <w:right w:w="100" w:type="dxa"/>
+              <w:top w:w="70" w:type="dxa"/>
+              <w:bottom w:w="70" w:type="dxa"/>
+              <w:left w:w="90" w:type="dxa"/>
+              <w:right w:w="90" w:type="dxa"/>
             </w:tcMar>
           </w:tcPr>
           <w:p>
@@ -2260,14 +2260,14 @@
         </w:tc>
         <w:tc>
           <w:tcPr>
-            <w:tcW w:type="dxa" w:w="2257"/>
+            <w:tcW w:type="dxa" w:w="2401"/>
             <w:vAlign w:val="center"/>
             <w:shd w:fill="FFFFFF"/>
             <w:tcMar>
-              <w:top w:w="80" w:type="dxa"/>
-              <w:bottom w:w="80" w:type="dxa"/>
-              <w:left w:w="100" w:type="dxa"/>
-              <w:right w:w="100" w:type="dxa"/>
+              <w:top w:w="70" w:type="dxa"/>
+              <w:bottom w:w="70" w:type="dxa"/>
+              <w:left w:w="90" w:type="dxa"/>
+              <w:right w:w="90" w:type="dxa"/>
             </w:tcMar>
           </w:tcPr>
           <w:p>
@@ -2292,14 +2292,14 @@
         </w:trPr>
         <w:tc>
           <w:tcPr>
-            <w:tcW w:type="dxa" w:w="2257"/>
+            <w:tcW w:type="dxa" w:w="2401"/>
             <w:vAlign w:val="center"/>
             <w:shd w:fill="F2F5F9"/>
             <w:tcMar>
-              <w:top w:w="80" w:type="dxa"/>
-              <w:bottom w:w="80" w:type="dxa"/>
-              <w:left w:w="100" w:type="dxa"/>
-              <w:right w:w="100" w:type="dxa"/>
+              <w:top w:w="70" w:type="dxa"/>
+              <w:bottom w:w="70" w:type="dxa"/>
+              <w:left w:w="90" w:type="dxa"/>
+              <w:right w:w="90" w:type="dxa"/>
             </w:tcMar>
           </w:tcPr>
           <w:p>
@@ -2319,14 +2319,14 @@
         </w:tc>
         <w:tc>
           <w:tcPr>
-            <w:tcW w:type="dxa" w:w="2257"/>
+            <w:tcW w:type="dxa" w:w="2401"/>
             <w:vAlign w:val="center"/>
             <w:shd w:fill="F2F5F9"/>
             <w:tcMar>
-              <w:top w:w="80" w:type="dxa"/>
-              <w:bottom w:w="80" w:type="dxa"/>
-              <w:left w:w="100" w:type="dxa"/>
-              <w:right w:w="100" w:type="dxa"/>
+              <w:top w:w="70" w:type="dxa"/>
+              <w:bottom w:w="70" w:type="dxa"/>
+              <w:left w:w="90" w:type="dxa"/>
+              <w:right w:w="90" w:type="dxa"/>
             </w:tcMar>
           </w:tcPr>
           <w:p>
@@ -2363,14 +2363,14 @@
         </w:tc>
         <w:tc>
           <w:tcPr>
-            <w:tcW w:type="dxa" w:w="2257"/>
+            <w:tcW w:type="dxa" w:w="2401"/>
             <w:vAlign w:val="center"/>
             <w:shd w:fill="F2F5F9"/>
             <w:tcMar>
-              <w:top w:w="80" w:type="dxa"/>
-              <w:bottom w:w="80" w:type="dxa"/>
-              <w:left w:w="100" w:type="dxa"/>
-              <w:right w:w="100" w:type="dxa"/>
+              <w:top w:w="70" w:type="dxa"/>
+              <w:bottom w:w="70" w:type="dxa"/>
+              <w:left w:w="90" w:type="dxa"/>
+              <w:right w:w="90" w:type="dxa"/>
             </w:tcMar>
           </w:tcPr>
           <w:p>
@@ -2390,14 +2390,14 @@
         </w:tc>
         <w:tc>
           <w:tcPr>
-            <w:tcW w:type="dxa" w:w="2257"/>
+            <w:tcW w:type="dxa" w:w="2401"/>
             <w:vAlign w:val="center"/>
             <w:shd w:fill="F2F5F9"/>
             <w:tcMar>
-              <w:top w:w="80" w:type="dxa"/>
-              <w:bottom w:w="80" w:type="dxa"/>
-              <w:left w:w="100" w:type="dxa"/>
-              <w:right w:w="100" w:type="dxa"/>
+              <w:top w:w="70" w:type="dxa"/>
+              <w:bottom w:w="70" w:type="dxa"/>
+              <w:left w:w="90" w:type="dxa"/>
+              <w:right w:w="90" w:type="dxa"/>
             </w:tcMar>
           </w:tcPr>
           <w:p>
@@ -2422,14 +2422,14 @@
         </w:trPr>
         <w:tc>
           <w:tcPr>
-            <w:tcW w:type="dxa" w:w="2257"/>
+            <w:tcW w:type="dxa" w:w="2401"/>
             <w:vAlign w:val="center"/>
             <w:shd w:fill="FFFFFF"/>
             <w:tcMar>
-              <w:top w:w="80" w:type="dxa"/>
-              <w:bottom w:w="80" w:type="dxa"/>
-              <w:left w:w="100" w:type="dxa"/>
-              <w:right w:w="100" w:type="dxa"/>
+              <w:top w:w="70" w:type="dxa"/>
+              <w:bottom w:w="70" w:type="dxa"/>
+              <w:left w:w="90" w:type="dxa"/>
+              <w:right w:w="90" w:type="dxa"/>
             </w:tcMar>
           </w:tcPr>
           <w:p>
@@ -2449,14 +2449,14 @@
         </w:tc>
         <w:tc>
           <w:tcPr>
-            <w:tcW w:type="dxa" w:w="2257"/>
+            <w:tcW w:type="dxa" w:w="2401"/>
             <w:vAlign w:val="center"/>
             <w:shd w:fill="FFFFFF"/>
             <w:tcMar>
-              <w:top w:w="80" w:type="dxa"/>
-              <w:bottom w:w="80" w:type="dxa"/>
-              <w:left w:w="100" w:type="dxa"/>
-              <w:right w:w="100" w:type="dxa"/>
+              <w:top w:w="70" w:type="dxa"/>
+              <w:bottom w:w="70" w:type="dxa"/>
+              <w:left w:w="90" w:type="dxa"/>
+              <w:right w:w="90" w:type="dxa"/>
             </w:tcMar>
           </w:tcPr>
           <w:p>
@@ -2476,14 +2476,14 @@
         </w:tc>
         <w:tc>
           <w:tcPr>
-            <w:tcW w:type="dxa" w:w="2257"/>
+            <w:tcW w:type="dxa" w:w="2401"/>
             <w:vAlign w:val="center"/>
             <w:shd w:fill="FFFFFF"/>
             <w:tcMar>
-              <w:top w:w="80" w:type="dxa"/>
-              <w:bottom w:w="80" w:type="dxa"/>
-              <w:left w:w="100" w:type="dxa"/>
-              <w:right w:w="100" w:type="dxa"/>
+              <w:top w:w="70" w:type="dxa"/>
+              <w:bottom w:w="70" w:type="dxa"/>
+              <w:left w:w="90" w:type="dxa"/>
+              <w:right w:w="90" w:type="dxa"/>
             </w:tcMar>
           </w:tcPr>
           <w:p>
@@ -2520,14 +2520,14 @@
         </w:tc>
         <w:tc>
           <w:tcPr>
-            <w:tcW w:type="dxa" w:w="2257"/>
+            <w:tcW w:type="dxa" w:w="2401"/>
             <w:vAlign w:val="center"/>
             <w:shd w:fill="FFFFFF"/>
             <w:tcMar>
-              <w:top w:w="80" w:type="dxa"/>
-              <w:bottom w:w="80" w:type="dxa"/>
-              <w:left w:w="100" w:type="dxa"/>
-              <w:right w:w="100" w:type="dxa"/>
+              <w:top w:w="70" w:type="dxa"/>
+              <w:bottom w:w="70" w:type="dxa"/>
+              <w:left w:w="90" w:type="dxa"/>
+              <w:right w:w="90" w:type="dxa"/>
             </w:tcMar>
           </w:tcPr>
           <w:p>
@@ -2549,7 +2549,7 @@
     </w:tbl>
     <w:p>
       <w:pPr>
-        <w:spacing w:after="120"/>
+        <w:spacing w:after="100"/>
       </w:pPr>
     </w:p>
     <w:p>
@@ -2986,9 +2986,9 @@
       <w:r>
         <w:rPr>
           <w:color w:val="C8D2E1"/>
-          <w:sz w:val="16"/>
+          <w:sz w:val="14"/>
         </w:rPr>
-        <w:t>_________________________________________________________________________________</w:t>
+        <w:t>———————————————————————————————————————————————————————————————————————————</w:t>
       </w:r>
     </w:p>
     <w:p>
@@ -3037,7 +3037,7 @@
         </w:tblBorders>
       </w:tblPr>
       <w:tblGrid>
-        <w:gridCol w:w="9029"/>
+        <w:gridCol w:w="9605"/>
       </w:tblGrid>
       <w:tr>
         <w:trPr>
@@ -3047,7 +3047,7 @@
         </w:trPr>
         <w:tc>
           <w:tcPr>
-            <w:tcW w:type="dxa" w:w="9029"/>
+            <w:tcW w:type="dxa" w:w="9605"/>
             <w:vAlign w:val="center"/>
             <w:shd w:fill="1F3864"/>
             <w:tcMar>
@@ -3080,14 +3080,14 @@
         </w:trPr>
         <w:tc>
           <w:tcPr>
-            <w:tcW w:type="dxa" w:w="9029"/>
+            <w:tcW w:type="dxa" w:w="9605"/>
             <w:vAlign w:val="center"/>
             <w:shd w:fill="FFFFFF"/>
             <w:tcMar>
-              <w:top w:w="80" w:type="dxa"/>
-              <w:bottom w:w="80" w:type="dxa"/>
-              <w:left w:w="100" w:type="dxa"/>
-              <w:right w:w="100" w:type="dxa"/>
+              <w:top w:w="70" w:type="dxa"/>
+              <w:bottom w:w="70" w:type="dxa"/>
+              <w:left w:w="90" w:type="dxa"/>
+              <w:right w:w="90" w:type="dxa"/>
             </w:tcMar>
           </w:tcPr>
           <w:p>
@@ -3112,14 +3112,14 @@
         </w:trPr>
         <w:tc>
           <w:tcPr>
-            <w:tcW w:type="dxa" w:w="9029"/>
+            <w:tcW w:type="dxa" w:w="9605"/>
             <w:vAlign w:val="center"/>
             <w:shd w:fill="F2F5F9"/>
             <w:tcMar>
-              <w:top w:w="80" w:type="dxa"/>
-              <w:bottom w:w="80" w:type="dxa"/>
-              <w:left w:w="100" w:type="dxa"/>
-              <w:right w:w="100" w:type="dxa"/>
+              <w:top w:w="70" w:type="dxa"/>
+              <w:bottom w:w="70" w:type="dxa"/>
+              <w:left w:w="90" w:type="dxa"/>
+              <w:right w:w="90" w:type="dxa"/>
             </w:tcMar>
           </w:tcPr>
           <w:p>
@@ -3144,14 +3144,14 @@
         </w:trPr>
         <w:tc>
           <w:tcPr>
-            <w:tcW w:type="dxa" w:w="9029"/>
+            <w:tcW w:type="dxa" w:w="9605"/>
             <w:vAlign w:val="center"/>
             <w:shd w:fill="FFFFFF"/>
             <w:tcMar>
-              <w:top w:w="80" w:type="dxa"/>
-              <w:bottom w:w="80" w:type="dxa"/>
-              <w:left w:w="100" w:type="dxa"/>
-              <w:right w:w="100" w:type="dxa"/>
+              <w:top w:w="70" w:type="dxa"/>
+              <w:bottom w:w="70" w:type="dxa"/>
+              <w:left w:w="90" w:type="dxa"/>
+              <w:right w:w="90" w:type="dxa"/>
             </w:tcMar>
           </w:tcPr>
           <w:p>
@@ -3176,14 +3176,14 @@
         </w:trPr>
         <w:tc>
           <w:tcPr>
-            <w:tcW w:type="dxa" w:w="9029"/>
+            <w:tcW w:type="dxa" w:w="9605"/>
             <w:vAlign w:val="center"/>
             <w:shd w:fill="F2F5F9"/>
             <w:tcMar>
-              <w:top w:w="80" w:type="dxa"/>
-              <w:bottom w:w="80" w:type="dxa"/>
-              <w:left w:w="100" w:type="dxa"/>
-              <w:right w:w="100" w:type="dxa"/>
+              <w:top w:w="70" w:type="dxa"/>
+              <w:bottom w:w="70" w:type="dxa"/>
+              <w:left w:w="90" w:type="dxa"/>
+              <w:right w:w="90" w:type="dxa"/>
             </w:tcMar>
           </w:tcPr>
           <w:p>
@@ -3205,7 +3205,7 @@
     </w:tbl>
     <w:p>
       <w:pPr>
-        <w:spacing w:after="120"/>
+        <w:spacing w:after="100"/>
       </w:pPr>
     </w:p>
     <w:p>
@@ -3215,9 +3215,9 @@
       <w:r>
         <w:rPr>
           <w:color w:val="C8D2E1"/>
-          <w:sz w:val="16"/>
+          <w:sz w:val="14"/>
         </w:rPr>
-        <w:t>_________________________________________________________________________________</w:t>
+        <w:t>———————————————————————————————————————————————————————————————————————————</w:t>
       </w:r>
     </w:p>
     <w:p>
@@ -3347,10 +3347,10 @@
         </w:tblBorders>
       </w:tblPr>
       <w:tblGrid>
-        <w:gridCol w:w="2257"/>
-        <w:gridCol w:w="2257"/>
-        <w:gridCol w:w="2257"/>
-        <w:gridCol w:w="2257"/>
+        <w:gridCol w:w="2401"/>
+        <w:gridCol w:w="2401"/>
+        <w:gridCol w:w="2401"/>
+        <w:gridCol w:w="2401"/>
       </w:tblGrid>
       <w:tr>
         <w:trPr>
@@ -3360,7 +3360,7 @@
         </w:trPr>
         <w:tc>
           <w:tcPr>
-            <w:tcW w:type="dxa" w:w="2257"/>
+            <w:tcW w:type="dxa" w:w="2401"/>
             <w:vAlign w:val="center"/>
             <w:shd w:fill="1F3864"/>
             <w:tcMar>
@@ -3388,7 +3388,7 @@
         </w:tc>
         <w:tc>
           <w:tcPr>
-            <w:tcW w:type="dxa" w:w="2257"/>
+            <w:tcW w:type="dxa" w:w="2401"/>
             <w:vAlign w:val="center"/>
             <w:shd w:fill="1F3864"/>
             <w:tcMar>
@@ -3416,7 +3416,7 @@
         </w:tc>
         <w:tc>
           <w:tcPr>
-            <w:tcW w:type="dxa" w:w="2257"/>
+            <w:tcW w:type="dxa" w:w="2401"/>
             <w:vAlign w:val="center"/>
             <w:shd w:fill="1F3864"/>
             <w:tcMar>
@@ -3444,7 +3444,7 @@
         </w:tc>
         <w:tc>
           <w:tcPr>
-            <w:tcW w:type="dxa" w:w="2257"/>
+            <w:tcW w:type="dxa" w:w="2401"/>
             <w:vAlign w:val="center"/>
             <w:shd w:fill="1F3864"/>
             <w:tcMar>
@@ -3477,14 +3477,14 @@
         </w:trPr>
         <w:tc>
           <w:tcPr>
-            <w:tcW w:type="dxa" w:w="2257"/>
+            <w:tcW w:type="dxa" w:w="2401"/>
             <w:vAlign w:val="center"/>
             <w:shd w:fill="FFFFFF"/>
             <w:tcMar>
-              <w:top w:w="80" w:type="dxa"/>
-              <w:bottom w:w="80" w:type="dxa"/>
-              <w:left w:w="100" w:type="dxa"/>
-              <w:right w:w="100" w:type="dxa"/>
+              <w:top w:w="70" w:type="dxa"/>
+              <w:bottom w:w="70" w:type="dxa"/>
+              <w:left w:w="90" w:type="dxa"/>
+              <w:right w:w="90" w:type="dxa"/>
             </w:tcMar>
           </w:tcPr>
           <w:p>
@@ -3504,14 +3504,14 @@
         </w:tc>
         <w:tc>
           <w:tcPr>
-            <w:tcW w:type="dxa" w:w="2257"/>
+            <w:tcW w:type="dxa" w:w="2401"/>
             <w:vAlign w:val="center"/>
             <w:shd w:fill="FFFFFF"/>
             <w:tcMar>
-              <w:top w:w="80" w:type="dxa"/>
-              <w:bottom w:w="80" w:type="dxa"/>
-              <w:left w:w="100" w:type="dxa"/>
-              <w:right w:w="100" w:type="dxa"/>
+              <w:top w:w="70" w:type="dxa"/>
+              <w:bottom w:w="70" w:type="dxa"/>
+              <w:left w:w="90" w:type="dxa"/>
+              <w:right w:w="90" w:type="dxa"/>
             </w:tcMar>
           </w:tcPr>
           <w:p>
@@ -3531,14 +3531,14 @@
         </w:tc>
         <w:tc>
           <w:tcPr>
-            <w:tcW w:type="dxa" w:w="2257"/>
+            <w:tcW w:type="dxa" w:w="2401"/>
             <w:vAlign w:val="center"/>
             <w:shd w:fill="FFFFFF"/>
             <w:tcMar>
-              <w:top w:w="80" w:type="dxa"/>
-              <w:bottom w:w="80" w:type="dxa"/>
-              <w:left w:w="100" w:type="dxa"/>
-              <w:right w:w="100" w:type="dxa"/>
+              <w:top w:w="70" w:type="dxa"/>
+              <w:bottom w:w="70" w:type="dxa"/>
+              <w:left w:w="90" w:type="dxa"/>
+              <w:right w:w="90" w:type="dxa"/>
             </w:tcMar>
           </w:tcPr>
           <w:p>
@@ -3558,14 +3558,14 @@
         </w:tc>
         <w:tc>
           <w:tcPr>
-            <w:tcW w:type="dxa" w:w="2257"/>
+            <w:tcW w:type="dxa" w:w="2401"/>
             <w:vAlign w:val="center"/>
             <w:shd w:fill="FFFFFF"/>
             <w:tcMar>
-              <w:top w:w="80" w:type="dxa"/>
-              <w:bottom w:w="80" w:type="dxa"/>
-              <w:left w:w="100" w:type="dxa"/>
-              <w:right w:w="100" w:type="dxa"/>
+              <w:top w:w="70" w:type="dxa"/>
+              <w:bottom w:w="70" w:type="dxa"/>
+              <w:left w:w="90" w:type="dxa"/>
+              <w:right w:w="90" w:type="dxa"/>
             </w:tcMar>
           </w:tcPr>
           <w:p>
@@ -3590,14 +3590,14 @@
         </w:trPr>
         <w:tc>
           <w:tcPr>
-            <w:tcW w:type="dxa" w:w="2257"/>
+            <w:tcW w:type="dxa" w:w="2401"/>
             <w:vAlign w:val="center"/>
             <w:shd w:fill="F2F5F9"/>
             <w:tcMar>
-              <w:top w:w="80" w:type="dxa"/>
-              <w:bottom w:w="80" w:type="dxa"/>
-              <w:left w:w="100" w:type="dxa"/>
-              <w:right w:w="100" w:type="dxa"/>
+              <w:top w:w="70" w:type="dxa"/>
+              <w:bottom w:w="70" w:type="dxa"/>
+              <w:left w:w="90" w:type="dxa"/>
+              <w:right w:w="90" w:type="dxa"/>
             </w:tcMar>
           </w:tcPr>
           <w:p>
@@ -3609,14 +3609,14 @@
         </w:tc>
         <w:tc>
           <w:tcPr>
-            <w:tcW w:type="dxa" w:w="2257"/>
+            <w:tcW w:type="dxa" w:w="2401"/>
             <w:vAlign w:val="center"/>
             <w:shd w:fill="F2F5F9"/>
             <w:tcMar>
-              <w:top w:w="80" w:type="dxa"/>
-              <w:bottom w:w="80" w:type="dxa"/>
-              <w:left w:w="100" w:type="dxa"/>
-              <w:right w:w="100" w:type="dxa"/>
+              <w:top w:w="70" w:type="dxa"/>
+              <w:bottom w:w="70" w:type="dxa"/>
+              <w:left w:w="90" w:type="dxa"/>
+              <w:right w:w="90" w:type="dxa"/>
             </w:tcMar>
           </w:tcPr>
           <w:p>
@@ -3636,14 +3636,14 @@
         </w:tc>
         <w:tc>
           <w:tcPr>
-            <w:tcW w:type="dxa" w:w="2257"/>
+            <w:tcW w:type="dxa" w:w="2401"/>
             <w:vAlign w:val="center"/>
             <w:shd w:fill="F2F5F9"/>
             <w:tcMar>
-              <w:top w:w="80" w:type="dxa"/>
-              <w:bottom w:w="80" w:type="dxa"/>
-              <w:left w:w="100" w:type="dxa"/>
-              <w:right w:w="100" w:type="dxa"/>
+              <w:top w:w="70" w:type="dxa"/>
+              <w:bottom w:w="70" w:type="dxa"/>
+              <w:left w:w="90" w:type="dxa"/>
+              <w:right w:w="90" w:type="dxa"/>
             </w:tcMar>
           </w:tcPr>
           <w:p>
@@ -3663,14 +3663,14 @@
         </w:tc>
         <w:tc>
           <w:tcPr>
-            <w:tcW w:type="dxa" w:w="2257"/>
+            <w:tcW w:type="dxa" w:w="2401"/>
             <w:vAlign w:val="center"/>
             <w:shd w:fill="F2F5F9"/>
             <w:tcMar>
-              <w:top w:w="80" w:type="dxa"/>
-              <w:bottom w:w="80" w:type="dxa"/>
-              <w:left w:w="100" w:type="dxa"/>
-              <w:right w:w="100" w:type="dxa"/>
+              <w:top w:w="70" w:type="dxa"/>
+              <w:bottom w:w="70" w:type="dxa"/>
+              <w:left w:w="90" w:type="dxa"/>
+              <w:right w:w="90" w:type="dxa"/>
             </w:tcMar>
           </w:tcPr>
           <w:p>
@@ -3695,14 +3695,14 @@
         </w:trPr>
         <w:tc>
           <w:tcPr>
-            <w:tcW w:type="dxa" w:w="2257"/>
+            <w:tcW w:type="dxa" w:w="2401"/>
             <w:vAlign w:val="center"/>
             <w:shd w:fill="FFFFFF"/>
             <w:tcMar>
-              <w:top w:w="80" w:type="dxa"/>
-              <w:bottom w:w="80" w:type="dxa"/>
-              <w:left w:w="100" w:type="dxa"/>
-              <w:right w:w="100" w:type="dxa"/>
+              <w:top w:w="70" w:type="dxa"/>
+              <w:bottom w:w="70" w:type="dxa"/>
+              <w:left w:w="90" w:type="dxa"/>
+              <w:right w:w="90" w:type="dxa"/>
             </w:tcMar>
           </w:tcPr>
           <w:p>
@@ -3722,14 +3722,14 @@
         </w:tc>
         <w:tc>
           <w:tcPr>
-            <w:tcW w:type="dxa" w:w="2257"/>
+            <w:tcW w:type="dxa" w:w="2401"/>
             <w:vAlign w:val="center"/>
             <w:shd w:fill="FFFFFF"/>
             <w:tcMar>
-              <w:top w:w="80" w:type="dxa"/>
-              <w:bottom w:w="80" w:type="dxa"/>
-              <w:left w:w="100" w:type="dxa"/>
-              <w:right w:w="100" w:type="dxa"/>
+              <w:top w:w="70" w:type="dxa"/>
+              <w:bottom w:w="70" w:type="dxa"/>
+              <w:left w:w="90" w:type="dxa"/>
+              <w:right w:w="90" w:type="dxa"/>
             </w:tcMar>
           </w:tcPr>
           <w:p>
@@ -3749,14 +3749,14 @@
         </w:tc>
         <w:tc>
           <w:tcPr>
-            <w:tcW w:type="dxa" w:w="2257"/>
+            <w:tcW w:type="dxa" w:w="2401"/>
             <w:vAlign w:val="center"/>
             <w:shd w:fill="FFFFFF"/>
             <w:tcMar>
-              <w:top w:w="80" w:type="dxa"/>
-              <w:bottom w:w="80" w:type="dxa"/>
-              <w:left w:w="100" w:type="dxa"/>
-              <w:right w:w="100" w:type="dxa"/>
+              <w:top w:w="70" w:type="dxa"/>
+              <w:bottom w:w="70" w:type="dxa"/>
+              <w:left w:w="90" w:type="dxa"/>
+              <w:right w:w="90" w:type="dxa"/>
             </w:tcMar>
           </w:tcPr>
           <w:p>
@@ -3776,14 +3776,14 @@
         </w:tc>
         <w:tc>
           <w:tcPr>
-            <w:tcW w:type="dxa" w:w="2257"/>
+            <w:tcW w:type="dxa" w:w="2401"/>
             <w:vAlign w:val="center"/>
             <w:shd w:fill="FFFFFF"/>
             <w:tcMar>
-              <w:top w:w="80" w:type="dxa"/>
-              <w:bottom w:w="80" w:type="dxa"/>
-              <w:left w:w="100" w:type="dxa"/>
-              <w:right w:w="100" w:type="dxa"/>
+              <w:top w:w="70" w:type="dxa"/>
+              <w:bottom w:w="70" w:type="dxa"/>
+              <w:left w:w="90" w:type="dxa"/>
+              <w:right w:w="90" w:type="dxa"/>
             </w:tcMar>
           </w:tcPr>
           <w:p>
@@ -3808,14 +3808,14 @@
         </w:trPr>
         <w:tc>
           <w:tcPr>
-            <w:tcW w:type="dxa" w:w="2257"/>
+            <w:tcW w:type="dxa" w:w="2401"/>
             <w:vAlign w:val="center"/>
             <w:shd w:fill="F2F5F9"/>
             <w:tcMar>
-              <w:top w:w="80" w:type="dxa"/>
-              <w:bottom w:w="80" w:type="dxa"/>
-              <w:left w:w="100" w:type="dxa"/>
-              <w:right w:w="100" w:type="dxa"/>
+              <w:top w:w="70" w:type="dxa"/>
+              <w:bottom w:w="70" w:type="dxa"/>
+              <w:left w:w="90" w:type="dxa"/>
+              <w:right w:w="90" w:type="dxa"/>
             </w:tcMar>
           </w:tcPr>
           <w:p>
@@ -3827,14 +3827,14 @@
         </w:tc>
         <w:tc>
           <w:tcPr>
-            <w:tcW w:type="dxa" w:w="2257"/>
+            <w:tcW w:type="dxa" w:w="2401"/>
             <w:vAlign w:val="center"/>
             <w:shd w:fill="F2F5F9"/>
             <w:tcMar>
-              <w:top w:w="80" w:type="dxa"/>
-              <w:bottom w:w="80" w:type="dxa"/>
-              <w:left w:w="100" w:type="dxa"/>
-              <w:right w:w="100" w:type="dxa"/>
+              <w:top w:w="70" w:type="dxa"/>
+              <w:bottom w:w="70" w:type="dxa"/>
+              <w:left w:w="90" w:type="dxa"/>
+              <w:right w:w="90" w:type="dxa"/>
             </w:tcMar>
           </w:tcPr>
           <w:p>
@@ -3854,14 +3854,14 @@
         </w:tc>
         <w:tc>
           <w:tcPr>
-            <w:tcW w:type="dxa" w:w="2257"/>
+            <w:tcW w:type="dxa" w:w="2401"/>
             <w:vAlign w:val="center"/>
             <w:shd w:fill="F2F5F9"/>
             <w:tcMar>
-              <w:top w:w="80" w:type="dxa"/>
-              <w:bottom w:w="80" w:type="dxa"/>
-              <w:left w:w="100" w:type="dxa"/>
-              <w:right w:w="100" w:type="dxa"/>
+              <w:top w:w="70" w:type="dxa"/>
+              <w:bottom w:w="70" w:type="dxa"/>
+              <w:left w:w="90" w:type="dxa"/>
+              <w:right w:w="90" w:type="dxa"/>
             </w:tcMar>
           </w:tcPr>
           <w:p>
@@ -3881,14 +3881,14 @@
         </w:tc>
         <w:tc>
           <w:tcPr>
-            <w:tcW w:type="dxa" w:w="2257"/>
+            <w:tcW w:type="dxa" w:w="2401"/>
             <w:vAlign w:val="center"/>
             <w:shd w:fill="F2F5F9"/>
             <w:tcMar>
-              <w:top w:w="80" w:type="dxa"/>
-              <w:bottom w:w="80" w:type="dxa"/>
-              <w:left w:w="100" w:type="dxa"/>
-              <w:right w:w="100" w:type="dxa"/>
+              <w:top w:w="70" w:type="dxa"/>
+              <w:bottom w:w="70" w:type="dxa"/>
+              <w:left w:w="90" w:type="dxa"/>
+              <w:right w:w="90" w:type="dxa"/>
             </w:tcMar>
           </w:tcPr>
           <w:p>
@@ -3913,14 +3913,14 @@
         </w:trPr>
         <w:tc>
           <w:tcPr>
-            <w:tcW w:type="dxa" w:w="2257"/>
+            <w:tcW w:type="dxa" w:w="2401"/>
             <w:vAlign w:val="center"/>
             <w:shd w:fill="FFFFFF"/>
             <w:tcMar>
-              <w:top w:w="80" w:type="dxa"/>
-              <w:bottom w:w="80" w:type="dxa"/>
-              <w:left w:w="100" w:type="dxa"/>
-              <w:right w:w="100" w:type="dxa"/>
+              <w:top w:w="70" w:type="dxa"/>
+              <w:bottom w:w="70" w:type="dxa"/>
+              <w:left w:w="90" w:type="dxa"/>
+              <w:right w:w="90" w:type="dxa"/>
             </w:tcMar>
           </w:tcPr>
           <w:p>
@@ -3940,14 +3940,14 @@
         </w:tc>
         <w:tc>
           <w:tcPr>
-            <w:tcW w:type="dxa" w:w="2257"/>
+            <w:tcW w:type="dxa" w:w="2401"/>
             <w:vAlign w:val="center"/>
             <w:shd w:fill="FFFFFF"/>
             <w:tcMar>
-              <w:top w:w="80" w:type="dxa"/>
-              <w:bottom w:w="80" w:type="dxa"/>
-              <w:left w:w="100" w:type="dxa"/>
-              <w:right w:w="100" w:type="dxa"/>
+              <w:top w:w="70" w:type="dxa"/>
+              <w:bottom w:w="70" w:type="dxa"/>
+              <w:left w:w="90" w:type="dxa"/>
+              <w:right w:w="90" w:type="dxa"/>
             </w:tcMar>
           </w:tcPr>
           <w:p>
@@ -3967,14 +3967,14 @@
         </w:tc>
         <w:tc>
           <w:tcPr>
-            <w:tcW w:type="dxa" w:w="2257"/>
+            <w:tcW w:type="dxa" w:w="2401"/>
             <w:vAlign w:val="center"/>
             <w:shd w:fill="FFFFFF"/>
             <w:tcMar>
-              <w:top w:w="80" w:type="dxa"/>
-              <w:bottom w:w="80" w:type="dxa"/>
-              <w:left w:w="100" w:type="dxa"/>
-              <w:right w:w="100" w:type="dxa"/>
+              <w:top w:w="70" w:type="dxa"/>
+              <w:bottom w:w="70" w:type="dxa"/>
+              <w:left w:w="90" w:type="dxa"/>
+              <w:right w:w="90" w:type="dxa"/>
             </w:tcMar>
           </w:tcPr>
           <w:p>
@@ -3994,14 +3994,14 @@
         </w:tc>
         <w:tc>
           <w:tcPr>
-            <w:tcW w:type="dxa" w:w="2257"/>
+            <w:tcW w:type="dxa" w:w="2401"/>
             <w:vAlign w:val="center"/>
             <w:shd w:fill="FFFFFF"/>
             <w:tcMar>
-              <w:top w:w="80" w:type="dxa"/>
-              <w:bottom w:w="80" w:type="dxa"/>
-              <w:left w:w="100" w:type="dxa"/>
-              <w:right w:w="100" w:type="dxa"/>
+              <w:top w:w="70" w:type="dxa"/>
+              <w:bottom w:w="70" w:type="dxa"/>
+              <w:left w:w="90" w:type="dxa"/>
+              <w:right w:w="90" w:type="dxa"/>
             </w:tcMar>
           </w:tcPr>
           <w:p>
@@ -4026,14 +4026,14 @@
         </w:trPr>
         <w:tc>
           <w:tcPr>
-            <w:tcW w:type="dxa" w:w="2257"/>
+            <w:tcW w:type="dxa" w:w="2401"/>
             <w:vAlign w:val="center"/>
             <w:shd w:fill="F2F5F9"/>
             <w:tcMar>
-              <w:top w:w="80" w:type="dxa"/>
-              <w:bottom w:w="80" w:type="dxa"/>
-              <w:left w:w="100" w:type="dxa"/>
-              <w:right w:w="100" w:type="dxa"/>
+              <w:top w:w="70" w:type="dxa"/>
+              <w:bottom w:w="70" w:type="dxa"/>
+              <w:left w:w="90" w:type="dxa"/>
+              <w:right w:w="90" w:type="dxa"/>
             </w:tcMar>
           </w:tcPr>
           <w:p>
@@ -4045,14 +4045,14 @@
         </w:tc>
         <w:tc>
           <w:tcPr>
-            <w:tcW w:type="dxa" w:w="2257"/>
+            <w:tcW w:type="dxa" w:w="2401"/>
             <w:vAlign w:val="center"/>
             <w:shd w:fill="F2F5F9"/>
             <w:tcMar>
-              <w:top w:w="80" w:type="dxa"/>
-              <w:bottom w:w="80" w:type="dxa"/>
-              <w:left w:w="100" w:type="dxa"/>
-              <w:right w:w="100" w:type="dxa"/>
+              <w:top w:w="70" w:type="dxa"/>
+              <w:bottom w:w="70" w:type="dxa"/>
+              <w:left w:w="90" w:type="dxa"/>
+              <w:right w:w="90" w:type="dxa"/>
             </w:tcMar>
           </w:tcPr>
           <w:p>
@@ -4072,14 +4072,14 @@
         </w:tc>
         <w:tc>
           <w:tcPr>
-            <w:tcW w:type="dxa" w:w="2257"/>
+            <w:tcW w:type="dxa" w:w="2401"/>
             <w:vAlign w:val="center"/>
             <w:shd w:fill="F2F5F9"/>
             <w:tcMar>
-              <w:top w:w="80" w:type="dxa"/>
-              <w:bottom w:w="80" w:type="dxa"/>
-              <w:left w:w="100" w:type="dxa"/>
-              <w:right w:w="100" w:type="dxa"/>
+              <w:top w:w="70" w:type="dxa"/>
+              <w:bottom w:w="70" w:type="dxa"/>
+              <w:left w:w="90" w:type="dxa"/>
+              <w:right w:w="90" w:type="dxa"/>
             </w:tcMar>
           </w:tcPr>
           <w:p>
@@ -4099,14 +4099,14 @@
         </w:tc>
         <w:tc>
           <w:tcPr>
-            <w:tcW w:type="dxa" w:w="2257"/>
+            <w:tcW w:type="dxa" w:w="2401"/>
             <w:vAlign w:val="center"/>
             <w:shd w:fill="F2F5F9"/>
             <w:tcMar>
-              <w:top w:w="80" w:type="dxa"/>
-              <w:bottom w:w="80" w:type="dxa"/>
-              <w:left w:w="100" w:type="dxa"/>
-              <w:right w:w="100" w:type="dxa"/>
+              <w:top w:w="70" w:type="dxa"/>
+              <w:bottom w:w="70" w:type="dxa"/>
+              <w:left w:w="90" w:type="dxa"/>
+              <w:right w:w="90" w:type="dxa"/>
             </w:tcMar>
           </w:tcPr>
           <w:p>
@@ -4131,14 +4131,14 @@
         </w:trPr>
         <w:tc>
           <w:tcPr>
-            <w:tcW w:type="dxa" w:w="2257"/>
+            <w:tcW w:type="dxa" w:w="2401"/>
             <w:vAlign w:val="center"/>
             <w:shd w:fill="FFFFFF"/>
             <w:tcMar>
-              <w:top w:w="80" w:type="dxa"/>
-              <w:bottom w:w="80" w:type="dxa"/>
-              <w:left w:w="100" w:type="dxa"/>
-              <w:right w:w="100" w:type="dxa"/>
+              <w:top w:w="70" w:type="dxa"/>
+              <w:bottom w:w="70" w:type="dxa"/>
+              <w:left w:w="90" w:type="dxa"/>
+              <w:right w:w="90" w:type="dxa"/>
             </w:tcMar>
           </w:tcPr>
           <w:p>
@@ -4158,14 +4158,14 @@
         </w:tc>
         <w:tc>
           <w:tcPr>
-            <w:tcW w:type="dxa" w:w="2257"/>
+            <w:tcW w:type="dxa" w:w="2401"/>
             <w:vAlign w:val="center"/>
             <w:shd w:fill="FFFFFF"/>
             <w:tcMar>
-              <w:top w:w="80" w:type="dxa"/>
-              <w:bottom w:w="80" w:type="dxa"/>
-              <w:left w:w="100" w:type="dxa"/>
-              <w:right w:w="100" w:type="dxa"/>
+              <w:top w:w="70" w:type="dxa"/>
+              <w:bottom w:w="70" w:type="dxa"/>
+              <w:left w:w="90" w:type="dxa"/>
+              <w:right w:w="90" w:type="dxa"/>
             </w:tcMar>
           </w:tcPr>
           <w:p>
@@ -4185,14 +4185,14 @@
         </w:tc>
         <w:tc>
           <w:tcPr>
-            <w:tcW w:type="dxa" w:w="2257"/>
+            <w:tcW w:type="dxa" w:w="2401"/>
             <w:vAlign w:val="center"/>
             <w:shd w:fill="FFFFFF"/>
             <w:tcMar>
-              <w:top w:w="80" w:type="dxa"/>
-              <w:bottom w:w="80" w:type="dxa"/>
-              <w:left w:w="100" w:type="dxa"/>
-              <w:right w:w="100" w:type="dxa"/>
+              <w:top w:w="70" w:type="dxa"/>
+              <w:bottom w:w="70" w:type="dxa"/>
+              <w:left w:w="90" w:type="dxa"/>
+              <w:right w:w="90" w:type="dxa"/>
             </w:tcMar>
           </w:tcPr>
           <w:p>
@@ -4212,14 +4212,14 @@
         </w:tc>
         <w:tc>
           <w:tcPr>
-            <w:tcW w:type="dxa" w:w="2257"/>
+            <w:tcW w:type="dxa" w:w="2401"/>
             <w:vAlign w:val="center"/>
             <w:shd w:fill="FFFFFF"/>
             <w:tcMar>
-              <w:top w:w="80" w:type="dxa"/>
-              <w:bottom w:w="80" w:type="dxa"/>
-              <w:left w:w="100" w:type="dxa"/>
-              <w:right w:w="100" w:type="dxa"/>
+              <w:top w:w="70" w:type="dxa"/>
+              <w:bottom w:w="70" w:type="dxa"/>
+              <w:left w:w="90" w:type="dxa"/>
+              <w:right w:w="90" w:type="dxa"/>
             </w:tcMar>
           </w:tcPr>
           <w:p>
@@ -4244,14 +4244,14 @@
         </w:trPr>
         <w:tc>
           <w:tcPr>
-            <w:tcW w:type="dxa" w:w="2257"/>
+            <w:tcW w:type="dxa" w:w="2401"/>
             <w:vAlign w:val="center"/>
             <w:shd w:fill="F2F5F9"/>
             <w:tcMar>
-              <w:top w:w="80" w:type="dxa"/>
-              <w:bottom w:w="80" w:type="dxa"/>
-              <w:left w:w="100" w:type="dxa"/>
-              <w:right w:w="100" w:type="dxa"/>
+              <w:top w:w="70" w:type="dxa"/>
+              <w:bottom w:w="70" w:type="dxa"/>
+              <w:left w:w="90" w:type="dxa"/>
+              <w:right w:w="90" w:type="dxa"/>
             </w:tcMar>
           </w:tcPr>
           <w:p>
@@ -4263,14 +4263,14 @@
         </w:tc>
         <w:tc>
           <w:tcPr>
-            <w:tcW w:type="dxa" w:w="2257"/>
+            <w:tcW w:type="dxa" w:w="2401"/>
             <w:vAlign w:val="center"/>
             <w:shd w:fill="F2F5F9"/>
             <w:tcMar>
-              <w:top w:w="80" w:type="dxa"/>
-              <w:bottom w:w="80" w:type="dxa"/>
-              <w:left w:w="100" w:type="dxa"/>
-              <w:right w:w="100" w:type="dxa"/>
+              <w:top w:w="70" w:type="dxa"/>
+              <w:bottom w:w="70" w:type="dxa"/>
+              <w:left w:w="90" w:type="dxa"/>
+              <w:right w:w="90" w:type="dxa"/>
             </w:tcMar>
           </w:tcPr>
           <w:p>
@@ -4290,14 +4290,14 @@
         </w:tc>
         <w:tc>
           <w:tcPr>
-            <w:tcW w:type="dxa" w:w="2257"/>
+            <w:tcW w:type="dxa" w:w="2401"/>
             <w:vAlign w:val="center"/>
             <w:shd w:fill="F2F5F9"/>
             <w:tcMar>
-              <w:top w:w="80" w:type="dxa"/>
-              <w:bottom w:w="80" w:type="dxa"/>
-              <w:left w:w="100" w:type="dxa"/>
-              <w:right w:w="100" w:type="dxa"/>
+              <w:top w:w="70" w:type="dxa"/>
+              <w:bottom w:w="70" w:type="dxa"/>
+              <w:left w:w="90" w:type="dxa"/>
+              <w:right w:w="90" w:type="dxa"/>
             </w:tcMar>
           </w:tcPr>
           <w:p>
@@ -4317,14 +4317,14 @@
         </w:tc>
         <w:tc>
           <w:tcPr>
-            <w:tcW w:type="dxa" w:w="2257"/>
+            <w:tcW w:type="dxa" w:w="2401"/>
             <w:vAlign w:val="center"/>
             <w:shd w:fill="F2F5F9"/>
             <w:tcMar>
-              <w:top w:w="80" w:type="dxa"/>
-              <w:bottom w:w="80" w:type="dxa"/>
-              <w:left w:w="100" w:type="dxa"/>
-              <w:right w:w="100" w:type="dxa"/>
+              <w:top w:w="70" w:type="dxa"/>
+              <w:bottom w:w="70" w:type="dxa"/>
+              <w:left w:w="90" w:type="dxa"/>
+              <w:right w:w="90" w:type="dxa"/>
             </w:tcMar>
           </w:tcPr>
           <w:p>
@@ -4346,7 +4346,7 @@
     </w:tbl>
     <w:p>
       <w:pPr>
-        <w:spacing w:after="120"/>
+        <w:spacing w:after="100"/>
       </w:pPr>
     </w:p>
     <w:p>
@@ -4356,9 +4356,9 @@
       <w:r>
         <w:rPr>
           <w:color w:val="C8D2E1"/>
-          <w:sz w:val="16"/>
+          <w:sz w:val="14"/>
         </w:rPr>
-        <w:t>_________________________________________________________________________________</w:t>
+        <w:t>———————————————————————————————————————————————————————————————————————————</w:t>
       </w:r>
     </w:p>
     <w:p>
@@ -4723,9 +4723,9 @@
       <w:r>
         <w:rPr>
           <w:color w:val="C8D2E1"/>
-          <w:sz w:val="16"/>
+          <w:sz w:val="14"/>
         </w:rPr>
-        <w:t>_________________________________________________________________________________</w:t>
+        <w:t>———————————————————————————————————————————————————————————————————————————</w:t>
       </w:r>
     </w:p>
     <w:p>
@@ -4774,9 +4774,9 @@
         </w:tblBorders>
       </w:tblPr>
       <w:tblGrid>
-        <w:gridCol w:w="3010"/>
-        <w:gridCol w:w="3010"/>
-        <w:gridCol w:w="3010"/>
+        <w:gridCol w:w="3202"/>
+        <w:gridCol w:w="3202"/>
+        <w:gridCol w:w="3202"/>
       </w:tblGrid>
       <w:tr>
         <w:trPr>
@@ -4786,7 +4786,7 @@
         </w:trPr>
         <w:tc>
           <w:tcPr>
-            <w:tcW w:type="dxa" w:w="3010"/>
+            <w:tcW w:type="dxa" w:w="3202"/>
             <w:vAlign w:val="center"/>
             <w:shd w:fill="1F3864"/>
             <w:tcMar>
@@ -4814,7 +4814,7 @@
         </w:tc>
         <w:tc>
           <w:tcPr>
-            <w:tcW w:type="dxa" w:w="3010"/>
+            <w:tcW w:type="dxa" w:w="3202"/>
             <w:vAlign w:val="center"/>
             <w:shd w:fill="1F3864"/>
             <w:tcMar>
@@ -4842,7 +4842,7 @@
         </w:tc>
         <w:tc>
           <w:tcPr>
-            <w:tcW w:type="dxa" w:w="3010"/>
+            <w:tcW w:type="dxa" w:w="3202"/>
             <w:vAlign w:val="center"/>
             <w:shd w:fill="1F3864"/>
             <w:tcMar>
@@ -4875,14 +4875,14 @@
         </w:trPr>
         <w:tc>
           <w:tcPr>
-            <w:tcW w:type="dxa" w:w="3010"/>
+            <w:tcW w:type="dxa" w:w="3202"/>
             <w:vAlign w:val="center"/>
             <w:shd w:fill="FFFFFF"/>
             <w:tcMar>
-              <w:top w:w="80" w:type="dxa"/>
-              <w:bottom w:w="80" w:type="dxa"/>
-              <w:left w:w="100" w:type="dxa"/>
-              <w:right w:w="100" w:type="dxa"/>
+              <w:top w:w="70" w:type="dxa"/>
+              <w:bottom w:w="70" w:type="dxa"/>
+              <w:left w:w="90" w:type="dxa"/>
+              <w:right w:w="90" w:type="dxa"/>
             </w:tcMar>
           </w:tcPr>
           <w:p>
@@ -4902,14 +4902,14 @@
         </w:tc>
         <w:tc>
           <w:tcPr>
-            <w:tcW w:type="dxa" w:w="3010"/>
+            <w:tcW w:type="dxa" w:w="3202"/>
             <w:vAlign w:val="center"/>
             <w:shd w:fill="FFFFFF"/>
             <w:tcMar>
-              <w:top w:w="80" w:type="dxa"/>
-              <w:bottom w:w="80" w:type="dxa"/>
-              <w:left w:w="100" w:type="dxa"/>
-              <w:right w:w="100" w:type="dxa"/>
+              <w:top w:w="70" w:type="dxa"/>
+              <w:bottom w:w="70" w:type="dxa"/>
+              <w:left w:w="90" w:type="dxa"/>
+              <w:right w:w="90" w:type="dxa"/>
             </w:tcMar>
           </w:tcPr>
           <w:p>
@@ -4929,14 +4929,14 @@
         </w:tc>
         <w:tc>
           <w:tcPr>
-            <w:tcW w:type="dxa" w:w="3010"/>
+            <w:tcW w:type="dxa" w:w="3202"/>
             <w:vAlign w:val="center"/>
             <w:shd w:fill="FFFFFF"/>
             <w:tcMar>
-              <w:top w:w="80" w:type="dxa"/>
-              <w:bottom w:w="80" w:type="dxa"/>
-              <w:left w:w="100" w:type="dxa"/>
-              <w:right w:w="100" w:type="dxa"/>
+              <w:top w:w="70" w:type="dxa"/>
+              <w:bottom w:w="70" w:type="dxa"/>
+              <w:left w:w="90" w:type="dxa"/>
+              <w:right w:w="90" w:type="dxa"/>
             </w:tcMar>
           </w:tcPr>
           <w:p>
@@ -4961,14 +4961,14 @@
         </w:trPr>
         <w:tc>
           <w:tcPr>
-            <w:tcW w:type="dxa" w:w="3010"/>
+            <w:tcW w:type="dxa" w:w="3202"/>
             <w:vAlign w:val="center"/>
             <w:shd w:fill="F2F5F9"/>
             <w:tcMar>
-              <w:top w:w="80" w:type="dxa"/>
-              <w:bottom w:w="80" w:type="dxa"/>
-              <w:left w:w="100" w:type="dxa"/>
-              <w:right w:w="100" w:type="dxa"/>
+              <w:top w:w="70" w:type="dxa"/>
+              <w:bottom w:w="70" w:type="dxa"/>
+              <w:left w:w="90" w:type="dxa"/>
+              <w:right w:w="90" w:type="dxa"/>
             </w:tcMar>
           </w:tcPr>
           <w:p>
@@ -4988,14 +4988,14 @@
         </w:tc>
         <w:tc>
           <w:tcPr>
-            <w:tcW w:type="dxa" w:w="3010"/>
+            <w:tcW w:type="dxa" w:w="3202"/>
             <w:vAlign w:val="center"/>
             <w:shd w:fill="F2F5F9"/>
             <w:tcMar>
-              <w:top w:w="80" w:type="dxa"/>
-              <w:bottom w:w="80" w:type="dxa"/>
-              <w:left w:w="100" w:type="dxa"/>
-              <w:right w:w="100" w:type="dxa"/>
+              <w:top w:w="70" w:type="dxa"/>
+              <w:bottom w:w="70" w:type="dxa"/>
+              <w:left w:w="90" w:type="dxa"/>
+              <w:right w:w="90" w:type="dxa"/>
             </w:tcMar>
           </w:tcPr>
           <w:p>
@@ -5015,14 +5015,14 @@
         </w:tc>
         <w:tc>
           <w:tcPr>
-            <w:tcW w:type="dxa" w:w="3010"/>
+            <w:tcW w:type="dxa" w:w="3202"/>
             <w:vAlign w:val="center"/>
             <w:shd w:fill="F2F5F9"/>
             <w:tcMar>
-              <w:top w:w="80" w:type="dxa"/>
-              <w:bottom w:w="80" w:type="dxa"/>
-              <w:left w:w="100" w:type="dxa"/>
-              <w:right w:w="100" w:type="dxa"/>
+              <w:top w:w="70" w:type="dxa"/>
+              <w:bottom w:w="70" w:type="dxa"/>
+              <w:left w:w="90" w:type="dxa"/>
+              <w:right w:w="90" w:type="dxa"/>
             </w:tcMar>
           </w:tcPr>
           <w:p>
@@ -5047,14 +5047,14 @@
         </w:trPr>
         <w:tc>
           <w:tcPr>
-            <w:tcW w:type="dxa" w:w="3010"/>
+            <w:tcW w:type="dxa" w:w="3202"/>
             <w:vAlign w:val="center"/>
             <w:shd w:fill="FFFFFF"/>
             <w:tcMar>
-              <w:top w:w="80" w:type="dxa"/>
-              <w:bottom w:w="80" w:type="dxa"/>
-              <w:left w:w="100" w:type="dxa"/>
-              <w:right w:w="100" w:type="dxa"/>
+              <w:top w:w="70" w:type="dxa"/>
+              <w:bottom w:w="70" w:type="dxa"/>
+              <w:left w:w="90" w:type="dxa"/>
+              <w:right w:w="90" w:type="dxa"/>
             </w:tcMar>
           </w:tcPr>
           <w:p>
@@ -5074,14 +5074,14 @@
         </w:tc>
         <w:tc>
           <w:tcPr>
-            <w:tcW w:type="dxa" w:w="3010"/>
+            <w:tcW w:type="dxa" w:w="3202"/>
             <w:vAlign w:val="center"/>
             <w:shd w:fill="FFFFFF"/>
             <w:tcMar>
-              <w:top w:w="80" w:type="dxa"/>
-              <w:bottom w:w="80" w:type="dxa"/>
-              <w:left w:w="100" w:type="dxa"/>
-              <w:right w:w="100" w:type="dxa"/>
+              <w:top w:w="70" w:type="dxa"/>
+              <w:bottom w:w="70" w:type="dxa"/>
+              <w:left w:w="90" w:type="dxa"/>
+              <w:right w:w="90" w:type="dxa"/>
             </w:tcMar>
           </w:tcPr>
           <w:p>
@@ -5101,14 +5101,14 @@
         </w:tc>
         <w:tc>
           <w:tcPr>
-            <w:tcW w:type="dxa" w:w="3010"/>
+            <w:tcW w:type="dxa" w:w="3202"/>
             <w:vAlign w:val="center"/>
             <w:shd w:fill="FFFFFF"/>
             <w:tcMar>
-              <w:top w:w="80" w:type="dxa"/>
-              <w:bottom w:w="80" w:type="dxa"/>
-              <w:left w:w="100" w:type="dxa"/>
-              <w:right w:w="100" w:type="dxa"/>
+              <w:top w:w="70" w:type="dxa"/>
+              <w:bottom w:w="70" w:type="dxa"/>
+              <w:left w:w="90" w:type="dxa"/>
+              <w:right w:w="90" w:type="dxa"/>
             </w:tcMar>
           </w:tcPr>
           <w:p>
@@ -5133,14 +5133,14 @@
         </w:trPr>
         <w:tc>
           <w:tcPr>
-            <w:tcW w:type="dxa" w:w="3010"/>
+            <w:tcW w:type="dxa" w:w="3202"/>
             <w:vAlign w:val="center"/>
             <w:shd w:fill="F2F5F9"/>
             <w:tcMar>
-              <w:top w:w="80" w:type="dxa"/>
-              <w:bottom w:w="80" w:type="dxa"/>
-              <w:left w:w="100" w:type="dxa"/>
-              <w:right w:w="100" w:type="dxa"/>
+              <w:top w:w="70" w:type="dxa"/>
+              <w:bottom w:w="70" w:type="dxa"/>
+              <w:left w:w="90" w:type="dxa"/>
+              <w:right w:w="90" w:type="dxa"/>
             </w:tcMar>
           </w:tcPr>
           <w:p>
@@ -5160,14 +5160,14 @@
         </w:tc>
         <w:tc>
           <w:tcPr>
-            <w:tcW w:type="dxa" w:w="3010"/>
+            <w:tcW w:type="dxa" w:w="3202"/>
             <w:vAlign w:val="center"/>
             <w:shd w:fill="F2F5F9"/>
             <w:tcMar>
-              <w:top w:w="80" w:type="dxa"/>
-              <w:bottom w:w="80" w:type="dxa"/>
-              <w:left w:w="100" w:type="dxa"/>
-              <w:right w:w="100" w:type="dxa"/>
+              <w:top w:w="70" w:type="dxa"/>
+              <w:bottom w:w="70" w:type="dxa"/>
+              <w:left w:w="90" w:type="dxa"/>
+              <w:right w:w="90" w:type="dxa"/>
             </w:tcMar>
           </w:tcPr>
           <w:p>
@@ -5187,14 +5187,14 @@
         </w:tc>
         <w:tc>
           <w:tcPr>
-            <w:tcW w:type="dxa" w:w="3010"/>
+            <w:tcW w:type="dxa" w:w="3202"/>
             <w:vAlign w:val="center"/>
             <w:shd w:fill="F2F5F9"/>
             <w:tcMar>
-              <w:top w:w="80" w:type="dxa"/>
-              <w:bottom w:w="80" w:type="dxa"/>
-              <w:left w:w="100" w:type="dxa"/>
-              <w:right w:w="100" w:type="dxa"/>
+              <w:top w:w="70" w:type="dxa"/>
+              <w:bottom w:w="70" w:type="dxa"/>
+              <w:left w:w="90" w:type="dxa"/>
+              <w:right w:w="90" w:type="dxa"/>
             </w:tcMar>
           </w:tcPr>
           <w:p>
@@ -5219,14 +5219,14 @@
         </w:trPr>
         <w:tc>
           <w:tcPr>
-            <w:tcW w:type="dxa" w:w="3010"/>
+            <w:tcW w:type="dxa" w:w="3202"/>
             <w:vAlign w:val="center"/>
             <w:shd w:fill="FFFFFF"/>
             <w:tcMar>
-              <w:top w:w="80" w:type="dxa"/>
-              <w:bottom w:w="80" w:type="dxa"/>
-              <w:left w:w="100" w:type="dxa"/>
-              <w:right w:w="100" w:type="dxa"/>
+              <w:top w:w="70" w:type="dxa"/>
+              <w:bottom w:w="70" w:type="dxa"/>
+              <w:left w:w="90" w:type="dxa"/>
+              <w:right w:w="90" w:type="dxa"/>
             </w:tcMar>
           </w:tcPr>
           <w:p>
@@ -5246,14 +5246,14 @@
         </w:tc>
         <w:tc>
           <w:tcPr>
-            <w:tcW w:type="dxa" w:w="3010"/>
+            <w:tcW w:type="dxa" w:w="3202"/>
             <w:vAlign w:val="center"/>
             <w:shd w:fill="FFFFFF"/>
             <w:tcMar>
-              <w:top w:w="80" w:type="dxa"/>
-              <w:bottom w:w="80" w:type="dxa"/>
-              <w:left w:w="100" w:type="dxa"/>
-              <w:right w:w="100" w:type="dxa"/>
+              <w:top w:w="70" w:type="dxa"/>
+              <w:bottom w:w="70" w:type="dxa"/>
+              <w:left w:w="90" w:type="dxa"/>
+              <w:right w:w="90" w:type="dxa"/>
             </w:tcMar>
           </w:tcPr>
           <w:p>
@@ -5273,14 +5273,14 @@
         </w:tc>
         <w:tc>
           <w:tcPr>
-            <w:tcW w:type="dxa" w:w="3010"/>
+            <w:tcW w:type="dxa" w:w="3202"/>
             <w:vAlign w:val="center"/>
             <w:shd w:fill="FFFFFF"/>
             <w:tcMar>
-              <w:top w:w="80" w:type="dxa"/>
-              <w:bottom w:w="80" w:type="dxa"/>
-              <w:left w:w="100" w:type="dxa"/>
-              <w:right w:w="100" w:type="dxa"/>
+              <w:top w:w="70" w:type="dxa"/>
+              <w:bottom w:w="70" w:type="dxa"/>
+              <w:left w:w="90" w:type="dxa"/>
+              <w:right w:w="90" w:type="dxa"/>
             </w:tcMar>
           </w:tcPr>
           <w:p>
@@ -5305,14 +5305,14 @@
         </w:trPr>
         <w:tc>
           <w:tcPr>
-            <w:tcW w:type="dxa" w:w="3010"/>
+            <w:tcW w:type="dxa" w:w="3202"/>
             <w:vAlign w:val="center"/>
             <w:shd w:fill="F2F5F9"/>
             <w:tcMar>
-              <w:top w:w="80" w:type="dxa"/>
-              <w:bottom w:w="80" w:type="dxa"/>
-              <w:left w:w="100" w:type="dxa"/>
-              <w:right w:w="100" w:type="dxa"/>
+              <w:top w:w="70" w:type="dxa"/>
+              <w:bottom w:w="70" w:type="dxa"/>
+              <w:left w:w="90" w:type="dxa"/>
+              <w:right w:w="90" w:type="dxa"/>
             </w:tcMar>
           </w:tcPr>
           <w:p>
@@ -5332,14 +5332,14 @@
         </w:tc>
         <w:tc>
           <w:tcPr>
-            <w:tcW w:type="dxa" w:w="3010"/>
+            <w:tcW w:type="dxa" w:w="3202"/>
             <w:vAlign w:val="center"/>
             <w:shd w:fill="F2F5F9"/>
             <w:tcMar>
-              <w:top w:w="80" w:type="dxa"/>
-              <w:bottom w:w="80" w:type="dxa"/>
-              <w:left w:w="100" w:type="dxa"/>
-              <w:right w:w="100" w:type="dxa"/>
+              <w:top w:w="70" w:type="dxa"/>
+              <w:bottom w:w="70" w:type="dxa"/>
+              <w:left w:w="90" w:type="dxa"/>
+              <w:right w:w="90" w:type="dxa"/>
             </w:tcMar>
           </w:tcPr>
           <w:p>
@@ -5360,14 +5360,14 @@
         </w:tc>
         <w:tc>
           <w:tcPr>
-            <w:tcW w:type="dxa" w:w="3010"/>
+            <w:tcW w:type="dxa" w:w="3202"/>
             <w:vAlign w:val="center"/>
             <w:shd w:fill="F2F5F9"/>
             <w:tcMar>
-              <w:top w:w="80" w:type="dxa"/>
-              <w:bottom w:w="80" w:type="dxa"/>
-              <w:left w:w="100" w:type="dxa"/>
-              <w:right w:w="100" w:type="dxa"/>
+              <w:top w:w="70" w:type="dxa"/>
+              <w:bottom w:w="70" w:type="dxa"/>
+              <w:left w:w="90" w:type="dxa"/>
+              <w:right w:w="90" w:type="dxa"/>
             </w:tcMar>
           </w:tcPr>
           <w:p>
@@ -5389,7 +5389,7 @@
     </w:tbl>
     <w:p>
       <w:pPr>
-        <w:spacing w:after="120"/>
+        <w:spacing w:after="100"/>
       </w:pPr>
     </w:p>
     <w:p>
@@ -5399,9 +5399,9 @@
       <w:r>
         <w:rPr>
           <w:color w:val="C8D2E1"/>
-          <w:sz w:val="16"/>
+          <w:sz w:val="14"/>
         </w:rPr>
-        <w:t>_________________________________________________________________________________</w:t>
+        <w:t>———————————————————————————————————————————————————————————————————————————</w:t>
       </w:r>
     </w:p>
     <w:p>
@@ -5433,13 +5433,53 @@
       </w:r>
     </w:p>
     <w:sectPr>
+      <w:headerReference w:type="default" r:id="rId9"/>
+      <w:footerReference w:type="default" r:id="rId10"/>
       <w:pgSz w:w="11909" w:h="16834"/>
-      <w:pgMar w:top="1440" w:right="1440" w:bottom="1440" w:left="1440" w:header="720" w:footer="720" w:gutter="0"/>
+      <w:pgMar w:top="1152" w:right="1152" w:bottom="1152" w:left="1152" w:header="720" w:footer="720" w:gutter="0"/>
       <w:cols w:space="720"/>
       <w:docGrid w:linePitch="360"/>
     </w:sectPr>
   </w:body>
 </w:document>
+</file>
+
+<file path=word/footer1.xml><?xml version="1.0" encoding="utf-8"?>
+<w:ftr xmlns:m="http://schemas.openxmlformats.org/officeDocument/2006/math" xmlns:mc="http://schemas.openxmlformats.org/markup-compatibility/2006" xmlns:mo="http://schemas.microsoft.com/office/mac/office/2008/main" xmlns:mv="urn:schemas-microsoft-com:mac:vml" xmlns:o="urn:schemas-microsoft-com:office:office" xmlns:r="http://schemas.openxmlformats.org/officeDocument/2006/relationships" xmlns:v="urn:schemas-microsoft-com:vml" xmlns:w10="urn:schemas-microsoft-com:office:word" xmlns:w14="http://schemas.microsoft.com/office/word/2010/wordml" xmlns:w="http://schemas.openxmlformats.org/wordprocessingml/2006/main" xmlns:wne="http://schemas.microsoft.com/office/word/2006/wordml" xmlns:wp14="http://schemas.microsoft.com/office/word/2010/wordprocessingDrawing" xmlns:wp="http://schemas.openxmlformats.org/drawingml/2006/wordprocessingDrawing" xmlns:wpc="http://schemas.microsoft.com/office/word/2010/wordprocessingCanvas" xmlns:wpg="http://schemas.microsoft.com/office/word/2010/wordprocessingGroup" xmlns:wpi="http://schemas.microsoft.com/office/word/2010/wordprocessingInk" xmlns:wps="http://schemas.microsoft.com/office/word/2010/wordprocessingShape" mc:Ignorable="w14 wp14">
+  <w:p>
+    <w:pPr>
+      <w:pStyle w:val="Footer"/>
+      <w:jc w:val="left"/>
+    </w:pPr>
+    <w:r>
+      <w:rPr>
+        <w:rFonts w:ascii="Calibri" w:hAnsi="Calibri"/>
+        <w:color w:val="646464"/>
+        <w:sz w:val="17"/>
+      </w:rPr>
+      <w:t>Buku Kurikulum KPT-OBE SISTEKIN 2026  |  FSTI Universitas Widyagama Malang</w:t>
+    </w:r>
+  </w:p>
+</w:ftr>
+</file>
+
+<file path=word/header1.xml><?xml version="1.0" encoding="utf-8"?>
+<w:hdr xmlns:m="http://schemas.openxmlformats.org/officeDocument/2006/math" xmlns:mc="http://schemas.openxmlformats.org/markup-compatibility/2006" xmlns:mo="http://schemas.microsoft.com/office/mac/office/2008/main" xmlns:mv="urn:schemas-microsoft-com:mac:vml" xmlns:o="urn:schemas-microsoft-com:office:office" xmlns:r="http://schemas.openxmlformats.org/officeDocument/2006/relationships" xmlns:v="urn:schemas-microsoft-com:vml" xmlns:w10="urn:schemas-microsoft-com:office:word" xmlns:w14="http://schemas.microsoft.com/office/word/2010/wordml" xmlns:w="http://schemas.openxmlformats.org/wordprocessingml/2006/main" xmlns:wne="http://schemas.microsoft.com/office/word/2006/wordml" xmlns:wp14="http://schemas.microsoft.com/office/word/2010/wordprocessingDrawing" xmlns:wp="http://schemas.openxmlformats.org/drawingml/2006/wordprocessingDrawing" xmlns:wpc="http://schemas.microsoft.com/office/word/2010/wordprocessingCanvas" xmlns:wpg="http://schemas.microsoft.com/office/word/2010/wordprocessingGroup" xmlns:wpi="http://schemas.microsoft.com/office/word/2010/wordprocessingInk" xmlns:wps="http://schemas.microsoft.com/office/word/2010/wordprocessingShape" mc:Ignorable="w14 wp14">
+  <w:p>
+    <w:pPr>
+      <w:pStyle w:val="Header"/>
+      <w:jc w:val="right"/>
+    </w:pPr>
+    <w:r>
+      <w:rPr>
+        <w:rFonts w:ascii="Calibri" w:hAnsi="Calibri"/>
+        <w:color w:val="646464"/>
+        <w:sz w:val="17"/>
+      </w:rPr>
+      <w:t>PROGRAM STUDI SISTEM DAN TEKNOLOGI INFORMASI (SISTEKIN) — FSTI UWG</w:t>
+    </w:r>
+  </w:p>
+</w:hdr>
 </file>
 
 <file path=word/numbering.xml><?xml version="1.0" encoding="utf-8"?>
